--- a/backend/app/templates/rpd_template.docx
+++ b/backend/app/templates/rpd_template.docx
@@ -240,11 +240,19 @@
         </w:rPr>
         <w:t>{{</w:t>
       </w:r>
+      <w:proofErr w:type="spellStart"/>
       <w:r>
         <w:rPr>
           <w:lang w:val="en-US"/>
         </w:rPr>
-        <w:t>rector_position}}</w:t>
+        <w:t>rector_position</w:t>
+      </w:r>
+      <w:proofErr w:type="spellEnd"/>
+      <w:r>
+        <w:rPr>
+          <w:lang w:val="en-US"/>
+        </w:rPr>
+        <w:t>}}</w:t>
       </w:r>
     </w:p>
     <w:p>
@@ -266,7 +274,21 @@
         <w:rPr>
           <w:lang w:val="en-US"/>
         </w:rPr>
-        <w:t>{{rector_name}}</w:t>
+        <w:t>{{</w:t>
+      </w:r>
+      <w:proofErr w:type="spellStart"/>
+      <w:r>
+        <w:rPr>
+          <w:lang w:val="en-US"/>
+        </w:rPr>
+        <w:t>rector_name</w:t>
+      </w:r>
+      <w:proofErr w:type="spellEnd"/>
+      <w:r>
+        <w:rPr>
+          <w:lang w:val="en-US"/>
+        </w:rPr>
+        <w:t>}}</w:t>
       </w:r>
     </w:p>
     <w:p>
@@ -1634,7 +1656,25 @@
                 <w:szCs w:val="24"/>
                 <w:lang w:val="en-US"/>
               </w:rPr>
-              <w:t>{%tr for lo in learning_outcomes %}</w:t>
+              <w:t xml:space="preserve">{%tr for lo in </w:t>
+            </w:r>
+            <w:proofErr w:type="spellStart"/>
+            <w:r>
+              <w:rPr>
+                <w:sz w:val="24"/>
+                <w:szCs w:val="24"/>
+                <w:lang w:val="en-US"/>
+              </w:rPr>
+              <w:t>learning_outcomes</w:t>
+            </w:r>
+            <w:proofErr w:type="spellEnd"/>
+            <w:r>
+              <w:rPr>
+                <w:sz w:val="24"/>
+                <w:szCs w:val="24"/>
+                <w:lang w:val="en-US"/>
+              </w:rPr>
+              <w:t xml:space="preserve"> %}</w:t>
             </w:r>
           </w:p>
         </w:tc>
@@ -1664,7 +1704,35 @@
                 <w:szCs w:val="24"/>
                 <w:lang w:val="en-US"/>
               </w:rPr>
-              <w:t>{{lo.competency_code}}</w:t>
+              <w:t>{{</w:t>
+            </w:r>
+            <w:proofErr w:type="spellStart"/>
+            <w:proofErr w:type="gramStart"/>
+            <w:r>
+              <w:rPr>
+                <w:sz w:val="24"/>
+                <w:szCs w:val="24"/>
+                <w:lang w:val="en-US"/>
+              </w:rPr>
+              <w:t>lo.competency</w:t>
+            </w:r>
+            <w:proofErr w:type="gramEnd"/>
+            <w:r>
+              <w:rPr>
+                <w:sz w:val="24"/>
+                <w:szCs w:val="24"/>
+                <w:lang w:val="en-US"/>
+              </w:rPr>
+              <w:t>_code</w:t>
+            </w:r>
+            <w:proofErr w:type="spellEnd"/>
+            <w:r>
+              <w:rPr>
+                <w:sz w:val="24"/>
+                <w:szCs w:val="24"/>
+                <w:lang w:val="en-US"/>
+              </w:rPr>
+              <w:t>}}</w:t>
             </w:r>
           </w:p>
         </w:tc>
@@ -1828,7 +1896,25 @@
                 <w:szCs w:val="24"/>
                 <w:lang w:val="en-US"/>
               </w:rPr>
-              <w:t>{%tr endfor %}</w:t>
+              <w:t xml:space="preserve">{%tr </w:t>
+            </w:r>
+            <w:proofErr w:type="spellStart"/>
+            <w:r>
+              <w:rPr>
+                <w:sz w:val="24"/>
+                <w:szCs w:val="24"/>
+                <w:lang w:val="en-US"/>
+              </w:rPr>
+              <w:t>endfor</w:t>
+            </w:r>
+            <w:proofErr w:type="spellEnd"/>
+            <w:r>
+              <w:rPr>
+                <w:sz w:val="24"/>
+                <w:szCs w:val="24"/>
+                <w:lang w:val="en-US"/>
+              </w:rPr>
+              <w:t xml:space="preserve"> %}</w:t>
             </w:r>
           </w:p>
         </w:tc>
@@ -5575,6 +5661,7 @@
               </w:rPr>
               <w:t xml:space="preserve">{%tr for </w:t>
             </w:r>
+            <w:proofErr w:type="spellStart"/>
             <w:r>
               <w:rPr>
                 <w:sz w:val="24"/>
@@ -5583,6 +5670,7 @@
               </w:rPr>
               <w:t>sem</w:t>
             </w:r>
+            <w:proofErr w:type="spellEnd"/>
             <w:r>
               <w:rPr>
                 <w:sz w:val="24"/>
@@ -5591,6 +5679,7 @@
               </w:rPr>
               <w:t xml:space="preserve"> in </w:t>
             </w:r>
+            <w:proofErr w:type="spellStart"/>
             <w:r>
               <w:rPr>
                 <w:sz w:val="24"/>
@@ -5607,6 +5696,7 @@
               </w:rPr>
               <w:t>semesters</w:t>
             </w:r>
+            <w:proofErr w:type="spellEnd"/>
             <w:r>
               <w:rPr>
                 <w:sz w:val="24"/>
@@ -5644,7 +5734,17 @@
                 <w:szCs w:val="24"/>
                 <w:lang w:val="en-US"/>
               </w:rPr>
-              <w:t>{{se</w:t>
+              <w:t>{{</w:t>
+            </w:r>
+            <w:proofErr w:type="spellStart"/>
+            <w:proofErr w:type="gramStart"/>
+            <w:r>
+              <w:rPr>
+                <w:sz w:val="24"/>
+                <w:szCs w:val="24"/>
+                <w:lang w:val="en-US"/>
+              </w:rPr>
+              <w:t>se</w:t>
             </w:r>
             <w:r>
               <w:rPr>
@@ -5670,6 +5770,8 @@
               </w:rPr>
               <w:t>number</w:t>
             </w:r>
+            <w:proofErr w:type="spellEnd"/>
+            <w:proofErr w:type="gramEnd"/>
             <w:r>
               <w:rPr>
                 <w:sz w:val="24"/>
@@ -5733,6 +5835,8 @@
               </w:rPr>
               <w:t xml:space="preserve"> in </w:t>
             </w:r>
+            <w:proofErr w:type="spellStart"/>
+            <w:proofErr w:type="gramStart"/>
             <w:r>
               <w:rPr>
                 <w:sz w:val="24"/>
@@ -5741,6 +5845,8 @@
               </w:rPr>
               <w:t>sem.sections</w:t>
             </w:r>
+            <w:proofErr w:type="spellEnd"/>
+            <w:proofErr w:type="gramEnd"/>
             <w:r>
               <w:rPr>
                 <w:sz w:val="24"/>
@@ -6494,7 +6600,25 @@
                 <w:szCs w:val="24"/>
                 <w:lang w:val="en-US"/>
               </w:rPr>
-              <w:t>{%tr endfor %}</w:t>
+              <w:t xml:space="preserve">{%tr </w:t>
+            </w:r>
+            <w:proofErr w:type="spellStart"/>
+            <w:r>
+              <w:rPr>
+                <w:sz w:val="24"/>
+                <w:szCs w:val="24"/>
+                <w:lang w:val="en-US"/>
+              </w:rPr>
+              <w:t>endfor</w:t>
+            </w:r>
+            <w:proofErr w:type="spellEnd"/>
+            <w:r>
+              <w:rPr>
+                <w:sz w:val="24"/>
+                <w:szCs w:val="24"/>
+                <w:lang w:val="en-US"/>
+              </w:rPr>
+              <w:t xml:space="preserve"> %}</w:t>
             </w:r>
           </w:p>
         </w:tc>
@@ -6865,6 +6989,7 @@
               </w:rPr>
               <w:t xml:space="preserve"> in </w:t>
             </w:r>
+            <w:proofErr w:type="spellStart"/>
             <w:r>
               <w:rPr>
                 <w:sz w:val="24"/>
@@ -6873,6 +6998,7 @@
               </w:rPr>
               <w:t>practical_topics</w:t>
             </w:r>
+            <w:proofErr w:type="spellEnd"/>
             <w:r>
               <w:rPr>
                 <w:sz w:val="24"/>
@@ -6910,7 +7036,27 @@
                 <w:szCs w:val="24"/>
                 <w:lang w:val="en-US"/>
               </w:rPr>
-              <w:t>{{lo.index}}</w:t>
+              <w:t>{{</w:t>
+            </w:r>
+            <w:proofErr w:type="spellStart"/>
+            <w:proofErr w:type="gramStart"/>
+            <w:r>
+              <w:rPr>
+                <w:sz w:val="24"/>
+                <w:szCs w:val="24"/>
+                <w:lang w:val="en-US"/>
+              </w:rPr>
+              <w:t>lo.index</w:t>
+            </w:r>
+            <w:proofErr w:type="spellEnd"/>
+            <w:proofErr w:type="gramEnd"/>
+            <w:r>
+              <w:rPr>
+                <w:sz w:val="24"/>
+                <w:szCs w:val="24"/>
+                <w:lang w:val="en-US"/>
+              </w:rPr>
+              <w:t>}}</w:t>
             </w:r>
           </w:p>
         </w:tc>
@@ -6936,7 +7082,27 @@
                 <w:szCs w:val="24"/>
                 <w:lang w:val="en-US"/>
               </w:rPr>
-              <w:t>{{lo.title}}</w:t>
+              <w:t>{{</w:t>
+            </w:r>
+            <w:proofErr w:type="spellStart"/>
+            <w:proofErr w:type="gramStart"/>
+            <w:r>
+              <w:rPr>
+                <w:sz w:val="24"/>
+                <w:szCs w:val="24"/>
+                <w:lang w:val="en-US"/>
+              </w:rPr>
+              <w:t>lo.title</w:t>
+            </w:r>
+            <w:proofErr w:type="spellEnd"/>
+            <w:proofErr w:type="gramEnd"/>
+            <w:r>
+              <w:rPr>
+                <w:sz w:val="24"/>
+                <w:szCs w:val="24"/>
+                <w:lang w:val="en-US"/>
+              </w:rPr>
+              <w:t>}}</w:t>
             </w:r>
           </w:p>
         </w:tc>
@@ -6969,7 +7135,25 @@
                 <w:szCs w:val="24"/>
                 <w:lang w:val="en-US"/>
               </w:rPr>
-              <w:t>{%tr endfor %}</w:t>
+              <w:t xml:space="preserve">{%tr </w:t>
+            </w:r>
+            <w:proofErr w:type="spellStart"/>
+            <w:r>
+              <w:rPr>
+                <w:sz w:val="24"/>
+                <w:szCs w:val="24"/>
+                <w:lang w:val="en-US"/>
+              </w:rPr>
+              <w:t>endfor</w:t>
+            </w:r>
+            <w:proofErr w:type="spellEnd"/>
+            <w:r>
+              <w:rPr>
+                <w:sz w:val="24"/>
+                <w:szCs w:val="24"/>
+                <w:lang w:val="en-US"/>
+              </w:rPr>
+              <w:t xml:space="preserve"> %}</w:t>
             </w:r>
           </w:p>
         </w:tc>
@@ -7251,6 +7435,7 @@
               </w:rPr>
               <w:t xml:space="preserve"> in </w:t>
             </w:r>
+            <w:proofErr w:type="spellStart"/>
             <w:r>
               <w:rPr>
                 <w:sz w:val="24"/>
@@ -7267,6 +7452,7 @@
               </w:rPr>
               <w:t>_topics</w:t>
             </w:r>
+            <w:proofErr w:type="spellEnd"/>
             <w:r>
               <w:rPr>
                 <w:sz w:val="24"/>
@@ -7304,7 +7490,27 @@
                 <w:szCs w:val="24"/>
                 <w:lang w:val="en-US"/>
               </w:rPr>
-              <w:t>{{lo.index}}</w:t>
+              <w:t>{{</w:t>
+            </w:r>
+            <w:proofErr w:type="spellStart"/>
+            <w:proofErr w:type="gramStart"/>
+            <w:r>
+              <w:rPr>
+                <w:sz w:val="24"/>
+                <w:szCs w:val="24"/>
+                <w:lang w:val="en-US"/>
+              </w:rPr>
+              <w:t>lo.index</w:t>
+            </w:r>
+            <w:proofErr w:type="spellEnd"/>
+            <w:proofErr w:type="gramEnd"/>
+            <w:r>
+              <w:rPr>
+                <w:sz w:val="24"/>
+                <w:szCs w:val="24"/>
+                <w:lang w:val="en-US"/>
+              </w:rPr>
+              <w:t>}}</w:t>
             </w:r>
           </w:p>
         </w:tc>
@@ -7332,7 +7538,27 @@
                 <w:szCs w:val="24"/>
                 <w:lang w:val="en-US"/>
               </w:rPr>
-              <w:t>{{lo.title}}</w:t>
+              <w:t>{{</w:t>
+            </w:r>
+            <w:proofErr w:type="spellStart"/>
+            <w:proofErr w:type="gramStart"/>
+            <w:r>
+              <w:rPr>
+                <w:sz w:val="24"/>
+                <w:szCs w:val="24"/>
+                <w:lang w:val="en-US"/>
+              </w:rPr>
+              <w:t>lo.title</w:t>
+            </w:r>
+            <w:proofErr w:type="spellEnd"/>
+            <w:proofErr w:type="gramEnd"/>
+            <w:r>
+              <w:rPr>
+                <w:sz w:val="24"/>
+                <w:szCs w:val="24"/>
+                <w:lang w:val="en-US"/>
+              </w:rPr>
+              <w:t>}}</w:t>
             </w:r>
           </w:p>
         </w:tc>
@@ -7364,7 +7590,25 @@
                 <w:szCs w:val="24"/>
                 <w:lang w:val="en-US"/>
               </w:rPr>
-              <w:t>{%tr endfor %}</w:t>
+              <w:t xml:space="preserve">{%tr </w:t>
+            </w:r>
+            <w:proofErr w:type="spellStart"/>
+            <w:r>
+              <w:rPr>
+                <w:sz w:val="24"/>
+                <w:szCs w:val="24"/>
+                <w:lang w:val="en-US"/>
+              </w:rPr>
+              <w:t>endfor</w:t>
+            </w:r>
+            <w:proofErr w:type="spellEnd"/>
+            <w:r>
+              <w:rPr>
+                <w:sz w:val="24"/>
+                <w:szCs w:val="24"/>
+                <w:lang w:val="en-US"/>
+              </w:rPr>
+              <w:t xml:space="preserve"> %}</w:t>
             </w:r>
           </w:p>
         </w:tc>
@@ -7919,6 +8163,7 @@
               </w:rPr>
               <w:t xml:space="preserve"> in </w:t>
             </w:r>
+            <w:proofErr w:type="spellStart"/>
             <w:r>
               <w:rPr>
                 <w:sz w:val="24"/>
@@ -7927,6 +8172,7 @@
               </w:rPr>
               <w:t>literature_main</w:t>
             </w:r>
+            <w:proofErr w:type="spellEnd"/>
             <w:r>
               <w:rPr>
                 <w:sz w:val="24"/>
@@ -7994,6 +8240,7 @@
               </w:rPr>
               <w:t xml:space="preserve"> </w:t>
             </w:r>
+            <w:proofErr w:type="gramStart"/>
             <w:r>
               <w:rPr>
                 <w:sz w:val="24"/>
@@ -8017,6 +8264,7 @@
               </w:rPr>
               <w:t>citation</w:t>
             </w:r>
+            <w:proofErr w:type="gramEnd"/>
             <w:r>
               <w:rPr>
                 <w:sz w:val="24"/>
@@ -8320,7 +8568,25 @@
                 <w:szCs w:val="24"/>
                 <w:lang w:val="en-US"/>
               </w:rPr>
-              <w:t>{%tr endfor %}</w:t>
+              <w:t xml:space="preserve">{%tr </w:t>
+            </w:r>
+            <w:proofErr w:type="spellStart"/>
+            <w:r>
+              <w:rPr>
+                <w:sz w:val="24"/>
+                <w:szCs w:val="24"/>
+                <w:lang w:val="en-US"/>
+              </w:rPr>
+              <w:t>endfor</w:t>
+            </w:r>
+            <w:proofErr w:type="spellEnd"/>
+            <w:r>
+              <w:rPr>
+                <w:sz w:val="24"/>
+                <w:szCs w:val="24"/>
+                <w:lang w:val="en-US"/>
+              </w:rPr>
+              <w:t xml:space="preserve"> %}</w:t>
             </w:r>
           </w:p>
         </w:tc>
@@ -8444,6 +8710,7 @@
               </w:rPr>
               <w:t xml:space="preserve"> in </w:t>
             </w:r>
+            <w:proofErr w:type="spellStart"/>
             <w:r>
               <w:rPr>
                 <w:sz w:val="24"/>
@@ -8452,6 +8719,7 @@
               </w:rPr>
               <w:t>literature_additional_study</w:t>
             </w:r>
+            <w:proofErr w:type="spellEnd"/>
             <w:r>
               <w:rPr>
                 <w:sz w:val="24"/>
@@ -8519,6 +8787,7 @@
               </w:rPr>
               <w:t xml:space="preserve"> </w:t>
             </w:r>
+            <w:proofErr w:type="gramStart"/>
             <w:r>
               <w:rPr>
                 <w:sz w:val="24"/>
@@ -8542,6 +8811,7 @@
               </w:rPr>
               <w:t>citation</w:t>
             </w:r>
+            <w:proofErr w:type="gramEnd"/>
             <w:r>
               <w:rPr>
                 <w:sz w:val="24"/>
@@ -8610,7 +8880,6 @@
                 <w:noProof/>
                 <w:sz w:val="24"/>
                 <w:szCs w:val="24"/>
-                <w:lang w:val="en-US"/>
               </w:rPr>
             </w:pPr>
           </w:p>
@@ -8841,7 +9110,25 @@
                 <w:szCs w:val="24"/>
                 <w:lang w:val="en-US"/>
               </w:rPr>
-              <w:t>{%tr endfor %}</w:t>
+              <w:t xml:space="preserve">{%tr </w:t>
+            </w:r>
+            <w:proofErr w:type="spellStart"/>
+            <w:r>
+              <w:rPr>
+                <w:sz w:val="24"/>
+                <w:szCs w:val="24"/>
+                <w:lang w:val="en-US"/>
+              </w:rPr>
+              <w:t>endfor</w:t>
+            </w:r>
+            <w:proofErr w:type="spellEnd"/>
+            <w:r>
+              <w:rPr>
+                <w:sz w:val="24"/>
+                <w:szCs w:val="24"/>
+                <w:lang w:val="en-US"/>
+              </w:rPr>
+              <w:t xml:space="preserve"> %}</w:t>
             </w:r>
           </w:p>
         </w:tc>
@@ -8957,6 +9244,7 @@
               </w:rPr>
               <w:t xml:space="preserve"> in </w:t>
             </w:r>
+            <w:proofErr w:type="spellStart"/>
             <w:r>
               <w:rPr>
                 <w:sz w:val="24"/>
@@ -8965,6 +9253,7 @@
               </w:rPr>
               <w:t>literature_periodical</w:t>
             </w:r>
+            <w:proofErr w:type="spellEnd"/>
             <w:r>
               <w:rPr>
                 <w:sz w:val="24"/>
@@ -9032,6 +9321,7 @@
               </w:rPr>
               <w:t xml:space="preserve"> </w:t>
             </w:r>
+            <w:proofErr w:type="gramStart"/>
             <w:r>
               <w:rPr>
                 <w:sz w:val="24"/>
@@ -9055,6 +9345,7 @@
               </w:rPr>
               <w:t>citation</w:t>
             </w:r>
+            <w:proofErr w:type="gramEnd"/>
             <w:r>
               <w:rPr>
                 <w:sz w:val="24"/>
@@ -9123,7 +9414,6 @@
                 <w:noProof/>
                 <w:sz w:val="24"/>
                 <w:szCs w:val="24"/>
-                <w:lang w:val="en-US"/>
               </w:rPr>
             </w:pPr>
           </w:p>
@@ -9354,7 +9644,25 @@
                 <w:szCs w:val="24"/>
                 <w:lang w:val="en-US"/>
               </w:rPr>
-              <w:t>{%tr endfor %}</w:t>
+              <w:t xml:space="preserve">{%tr </w:t>
+            </w:r>
+            <w:proofErr w:type="spellStart"/>
+            <w:r>
+              <w:rPr>
+                <w:sz w:val="24"/>
+                <w:szCs w:val="24"/>
+                <w:lang w:val="en-US"/>
+              </w:rPr>
+              <w:t>endfor</w:t>
+            </w:r>
+            <w:proofErr w:type="spellEnd"/>
+            <w:r>
+              <w:rPr>
+                <w:sz w:val="24"/>
+                <w:szCs w:val="24"/>
+                <w:lang w:val="en-US"/>
+              </w:rPr>
+              <w:t xml:space="preserve"> %}</w:t>
             </w:r>
           </w:p>
         </w:tc>
@@ -9462,6 +9770,7 @@
               </w:rPr>
               <w:t xml:space="preserve"> in </w:t>
             </w:r>
+            <w:proofErr w:type="spellStart"/>
             <w:r>
               <w:rPr>
                 <w:sz w:val="24"/>
@@ -9470,6 +9779,7 @@
               </w:rPr>
               <w:t>literature_additional_normative</w:t>
             </w:r>
+            <w:proofErr w:type="spellEnd"/>
             <w:r>
               <w:rPr>
                 <w:sz w:val="24"/>
@@ -9537,6 +9847,7 @@
               </w:rPr>
               <w:t xml:space="preserve"> </w:t>
             </w:r>
+            <w:proofErr w:type="gramStart"/>
             <w:r>
               <w:rPr>
                 <w:sz w:val="24"/>
@@ -9560,6 +9871,7 @@
               </w:rPr>
               <w:t>citation</w:t>
             </w:r>
+            <w:proofErr w:type="gramEnd"/>
             <w:r>
               <w:rPr>
                 <w:sz w:val="24"/>
@@ -9628,7 +9940,6 @@
                 <w:noProof/>
                 <w:sz w:val="24"/>
                 <w:szCs w:val="24"/>
-                <w:lang w:val="en-US"/>
               </w:rPr>
             </w:pPr>
           </w:p>
@@ -9857,7 +10168,25 @@
                 <w:szCs w:val="24"/>
                 <w:lang w:val="en-US"/>
               </w:rPr>
-              <w:t>{%tr endfor %}</w:t>
+              <w:t xml:space="preserve">{%tr </w:t>
+            </w:r>
+            <w:proofErr w:type="spellStart"/>
+            <w:r>
+              <w:rPr>
+                <w:sz w:val="24"/>
+                <w:szCs w:val="24"/>
+                <w:lang w:val="en-US"/>
+              </w:rPr>
+              <w:t>endfor</w:t>
+            </w:r>
+            <w:proofErr w:type="spellEnd"/>
+            <w:r>
+              <w:rPr>
+                <w:sz w:val="24"/>
+                <w:szCs w:val="24"/>
+                <w:lang w:val="en-US"/>
+              </w:rPr>
+              <w:t xml:space="preserve"> %}</w:t>
             </w:r>
           </w:p>
         </w:tc>
@@ -9941,6 +10270,7 @@
               </w:rPr>
               <w:t xml:space="preserve"> in </w:t>
             </w:r>
+            <w:proofErr w:type="spellStart"/>
             <w:r>
               <w:rPr>
                 <w:sz w:val="24"/>
@@ -9949,6 +10279,7 @@
               </w:rPr>
               <w:t>literature_methodical</w:t>
             </w:r>
+            <w:proofErr w:type="spellEnd"/>
             <w:r>
               <w:rPr>
                 <w:sz w:val="24"/>
@@ -10016,6 +10347,7 @@
               </w:rPr>
               <w:t xml:space="preserve"> </w:t>
             </w:r>
+            <w:proofErr w:type="gramStart"/>
             <w:r>
               <w:rPr>
                 <w:sz w:val="24"/>
@@ -10039,6 +10371,7 @@
               </w:rPr>
               <w:t>citation</w:t>
             </w:r>
+            <w:proofErr w:type="gramEnd"/>
             <w:r>
               <w:rPr>
                 <w:sz w:val="24"/>
@@ -10107,7 +10440,6 @@
                 <w:noProof/>
                 <w:sz w:val="24"/>
                 <w:szCs w:val="24"/>
-                <w:lang w:val="en-US"/>
               </w:rPr>
             </w:pPr>
           </w:p>
@@ -10337,7 +10669,25 @@
                 <w:szCs w:val="24"/>
                 <w:lang w:val="en-US"/>
               </w:rPr>
-              <w:t>{%tr endfor %}</w:t>
+              <w:t xml:space="preserve">{%tr </w:t>
+            </w:r>
+            <w:proofErr w:type="spellStart"/>
+            <w:r>
+              <w:rPr>
+                <w:sz w:val="24"/>
+                <w:szCs w:val="24"/>
+                <w:lang w:val="en-US"/>
+              </w:rPr>
+              <w:t>endfor</w:t>
+            </w:r>
+            <w:proofErr w:type="spellEnd"/>
+            <w:r>
+              <w:rPr>
+                <w:sz w:val="24"/>
+                <w:szCs w:val="24"/>
+                <w:lang w:val="en-US"/>
+              </w:rPr>
+              <w:t xml:space="preserve"> %}</w:t>
             </w:r>
           </w:p>
         </w:tc>
@@ -10423,6 +10773,7 @@
               </w:rPr>
               <w:t xml:space="preserve"> in </w:t>
             </w:r>
+            <w:proofErr w:type="spellStart"/>
             <w:r>
               <w:rPr>
                 <w:sz w:val="24"/>
@@ -10431,6 +10782,7 @@
               </w:rPr>
               <w:t>literature_self_study</w:t>
             </w:r>
+            <w:proofErr w:type="spellEnd"/>
             <w:r>
               <w:rPr>
                 <w:sz w:val="24"/>
@@ -10498,6 +10850,7 @@
               </w:rPr>
               <w:t xml:space="preserve"> </w:t>
             </w:r>
+            <w:proofErr w:type="gramStart"/>
             <w:r>
               <w:rPr>
                 <w:sz w:val="24"/>
@@ -10521,6 +10874,7 @@
               </w:rPr>
               <w:t>citation</w:t>
             </w:r>
+            <w:proofErr w:type="gramEnd"/>
             <w:r>
               <w:rPr>
                 <w:sz w:val="24"/>
@@ -10589,7 +10943,6 @@
                 <w:noProof/>
                 <w:sz w:val="24"/>
                 <w:szCs w:val="24"/>
-                <w:lang w:val="en-US"/>
               </w:rPr>
             </w:pPr>
           </w:p>
@@ -10818,7 +11171,25 @@
                 <w:szCs w:val="24"/>
                 <w:lang w:val="en-US"/>
               </w:rPr>
-              <w:t>{%tr endfor %}</w:t>
+              <w:t xml:space="preserve">{%tr </w:t>
+            </w:r>
+            <w:proofErr w:type="spellStart"/>
+            <w:r>
+              <w:rPr>
+                <w:sz w:val="24"/>
+                <w:szCs w:val="24"/>
+                <w:lang w:val="en-US"/>
+              </w:rPr>
+              <w:t>endfor</w:t>
+            </w:r>
+            <w:proofErr w:type="spellEnd"/>
+            <w:r>
+              <w:rPr>
+                <w:sz w:val="24"/>
+                <w:szCs w:val="24"/>
+                <w:lang w:val="en-US"/>
+              </w:rPr>
+              <w:t xml:space="preserve"> %}</w:t>
             </w:r>
           </w:p>
         </w:tc>
@@ -11110,6 +11481,7 @@
               </w:rPr>
               <w:t xml:space="preserve"> in </w:t>
             </w:r>
+            <w:proofErr w:type="spellStart"/>
             <w:r>
               <w:rPr>
                 <w:sz w:val="24"/>
@@ -11118,6 +11490,7 @@
               </w:rPr>
               <w:t>el_literature</w:t>
             </w:r>
+            <w:proofErr w:type="spellEnd"/>
             <w:r>
               <w:rPr>
                 <w:sz w:val="24"/>
@@ -11281,7 +11654,25 @@
                 <w:szCs w:val="24"/>
                 <w:lang w:val="en-US"/>
               </w:rPr>
-              <w:t>{%tr endfor %}</w:t>
+              <w:t xml:space="preserve">{%tr </w:t>
+            </w:r>
+            <w:proofErr w:type="spellStart"/>
+            <w:r>
+              <w:rPr>
+                <w:sz w:val="24"/>
+                <w:szCs w:val="24"/>
+                <w:lang w:val="en-US"/>
+              </w:rPr>
+              <w:t>endfor</w:t>
+            </w:r>
+            <w:proofErr w:type="spellEnd"/>
+            <w:r>
+              <w:rPr>
+                <w:sz w:val="24"/>
+                <w:szCs w:val="24"/>
+                <w:lang w:val="en-US"/>
+              </w:rPr>
+              <w:t xml:space="preserve"> %}</w:t>
             </w:r>
           </w:p>
         </w:tc>
@@ -11552,7 +11943,25 @@
                 <w:szCs w:val="24"/>
                 <w:lang w:val="en-US"/>
               </w:rPr>
-              <w:t>{%tr endfor %}</w:t>
+              <w:t xml:space="preserve">{%tr </w:t>
+            </w:r>
+            <w:proofErr w:type="spellStart"/>
+            <w:r>
+              <w:rPr>
+                <w:sz w:val="24"/>
+                <w:szCs w:val="24"/>
+                <w:lang w:val="en-US"/>
+              </w:rPr>
+              <w:t>endfor</w:t>
+            </w:r>
+            <w:proofErr w:type="spellEnd"/>
+            <w:r>
+              <w:rPr>
+                <w:sz w:val="24"/>
+                <w:szCs w:val="24"/>
+                <w:lang w:val="en-US"/>
+              </w:rPr>
+              <w:t xml:space="preserve"> %}</w:t>
             </w:r>
           </w:p>
         </w:tc>
@@ -11881,7 +12290,25 @@
                 <w:szCs w:val="24"/>
                 <w:lang w:val="en-US"/>
               </w:rPr>
-              <w:t>{%tr endfor %}</w:t>
+              <w:t xml:space="preserve">{%tr </w:t>
+            </w:r>
+            <w:proofErr w:type="spellStart"/>
+            <w:r>
+              <w:rPr>
+                <w:sz w:val="24"/>
+                <w:szCs w:val="24"/>
+                <w:lang w:val="en-US"/>
+              </w:rPr>
+              <w:t>endfor</w:t>
+            </w:r>
+            <w:proofErr w:type="spellEnd"/>
+            <w:r>
+              <w:rPr>
+                <w:sz w:val="24"/>
+                <w:szCs w:val="24"/>
+                <w:lang w:val="en-US"/>
+              </w:rPr>
+              <w:t xml:space="preserve"> %}</w:t>
             </w:r>
           </w:p>
         </w:tc>
@@ -12125,6 +12552,7 @@
               </w:rPr>
               <w:t xml:space="preserve"> in </w:t>
             </w:r>
+            <w:proofErr w:type="spellStart"/>
             <w:r>
               <w:rPr>
                 <w:sz w:val="24"/>
@@ -12133,6 +12561,7 @@
               </w:rPr>
               <w:t>material_tech</w:t>
             </w:r>
+            <w:proofErr w:type="spellEnd"/>
             <w:r>
               <w:rPr>
                 <w:sz w:val="24"/>
@@ -12258,7 +12687,25 @@
                 <w:szCs w:val="24"/>
                 <w:lang w:val="en-US"/>
               </w:rPr>
-              <w:t>{%tr endfor %}</w:t>
+              <w:t xml:space="preserve">{%tr </w:t>
+            </w:r>
+            <w:proofErr w:type="spellStart"/>
+            <w:r>
+              <w:rPr>
+                <w:sz w:val="24"/>
+                <w:szCs w:val="24"/>
+                <w:lang w:val="en-US"/>
+              </w:rPr>
+              <w:t>endfor</w:t>
+            </w:r>
+            <w:proofErr w:type="spellEnd"/>
+            <w:r>
+              <w:rPr>
+                <w:sz w:val="24"/>
+                <w:szCs w:val="24"/>
+                <w:lang w:val="en-US"/>
+              </w:rPr>
+              <w:t xml:space="preserve"> %}</w:t>
             </w:r>
           </w:p>
         </w:tc>
@@ -12433,7 +12880,21 @@
       <w:rPr>
         <w:lang w:val="en-US"/>
       </w:rPr>
-      <w:t>{{publish_year}}</w:t>
+      <w:t>{{</w:t>
+    </w:r>
+    <w:proofErr w:type="spellStart"/>
+    <w:r>
+      <w:rPr>
+        <w:lang w:val="en-US"/>
+      </w:rPr>
+      <w:t>publish_year</w:t>
+    </w:r>
+    <w:proofErr w:type="spellEnd"/>
+    <w:r>
+      <w:rPr>
+        <w:lang w:val="en-US"/>
+      </w:rPr>
+      <w:t>}}</w:t>
     </w:r>
   </w:p>
 </w:ftr>

--- a/backend/app/templates/rpd_template.docx
+++ b/backend/app/templates/rpd_template.docx
@@ -11696,7 +11696,6 @@
     </w:p>
     <w:tbl>
       <w:tblPr>
-        <w:tblpPr w:leftFromText="180" w:rightFromText="180" w:vertAnchor="text" w:horzAnchor="margin" w:tblpY="20"/>
         <w:tblW w:w="5000" w:type="pct"/>
         <w:tblBorders>
           <w:top w:val="single" w:sz="4" w:space="0" w:color="auto"/>
@@ -12026,7 +12025,6 @@
     </w:p>
     <w:tbl>
       <w:tblPr>
-        <w:tblpPr w:leftFromText="180" w:rightFromText="180" w:vertAnchor="text" w:horzAnchor="margin" w:tblpY="20"/>
         <w:tblW w:w="5000" w:type="pct"/>
         <w:tblBorders>
           <w:top w:val="single" w:sz="4" w:space="0" w:color="auto"/>

--- a/backend/app/templates/rpd_template.docx
+++ b/backend/app/templates/rpd_template.docx
@@ -258,6 +258,16 @@
     <w:p>
       <w:pPr>
         <w:suppressAutoHyphens/>
+        <w:ind w:right="-263"/>
+        <w:jc w:val="left"/>
+        <w:rPr>
+          <w:lang w:val="en-US"/>
+        </w:rPr>
+      </w:pPr>
+    </w:p>
+    <w:p>
+      <w:pPr>
+        <w:suppressAutoHyphens/>
         <w:ind w:left="6237" w:right="-263" w:firstLine="0"/>
         <w:jc w:val="left"/>
         <w:rPr>
@@ -430,7 +440,7 @@
       </w:tblGrid>
       <w:tr>
         <w:trPr>
-          <w:trHeight w:val="347"/>
+          <w:trHeight w:val="382"/>
         </w:trPr>
         <w:tc>
           <w:tcPr>
@@ -441,6 +451,7 @@
               <w:tabs>
                 <w:tab w:val="right" w:leader="underscore" w:pos="1710"/>
               </w:tabs>
+              <w:spacing w:line="300" w:lineRule="auto"/>
               <w:ind w:firstLine="0"/>
               <w:rPr>
                 <w:b/>
@@ -473,6 +484,7 @@
               <w:tabs>
                 <w:tab w:val="right" w:leader="underscore" w:pos="9922"/>
               </w:tabs>
+              <w:spacing w:line="300" w:lineRule="auto"/>
               <w:ind w:firstLine="0"/>
               <w:jc w:val="center"/>
               <w:rPr>
@@ -503,6 +515,7 @@
               <w:tabs>
                 <w:tab w:val="right" w:leader="underscore" w:pos="9922"/>
               </w:tabs>
+              <w:spacing w:line="300" w:lineRule="auto"/>
               <w:ind w:firstLine="0"/>
               <w:rPr>
                 <w:noProof/>
@@ -515,15 +528,13 @@
           <w:tcPr>
             <w:tcW w:w="4038" w:type="pct"/>
             <w:gridSpan w:val="5"/>
-            <w:tcBorders>
-              <w:top w:val="single" w:sz="4" w:space="0" w:color="auto"/>
-            </w:tcBorders>
           </w:tcPr>
           <w:p>
             <w:pPr>
               <w:tabs>
                 <w:tab w:val="right" w:leader="underscore" w:pos="9922"/>
               </w:tabs>
+              <w:spacing w:line="300" w:lineRule="auto"/>
               <w:ind w:firstLine="0"/>
               <w:jc w:val="center"/>
               <w:rPr>
@@ -556,6 +567,7 @@
               <w:tabs>
                 <w:tab w:val="right" w:leader="underscore" w:pos="9922"/>
               </w:tabs>
+              <w:spacing w:line="300" w:lineRule="auto"/>
               <w:ind w:firstLine="0"/>
               <w:rPr>
                 <w:b/>
@@ -588,6 +600,7 @@
               <w:tabs>
                 <w:tab w:val="right" w:leader="underscore" w:pos="9922"/>
               </w:tabs>
+              <w:spacing w:line="300" w:lineRule="auto"/>
               <w:ind w:firstLine="0"/>
               <w:jc w:val="center"/>
               <w:rPr>
@@ -619,6 +632,7 @@
               <w:tabs>
                 <w:tab w:val="right" w:leader="underscore" w:pos="9922"/>
               </w:tabs>
+              <w:spacing w:line="300" w:lineRule="auto"/>
               <w:ind w:firstLine="0"/>
               <w:rPr>
                 <w:noProof/>
@@ -637,6 +651,7 @@
               <w:tabs>
                 <w:tab w:val="right" w:leader="underscore" w:pos="9922"/>
               </w:tabs>
+              <w:spacing w:line="300" w:lineRule="auto"/>
               <w:ind w:firstLine="0"/>
               <w:jc w:val="center"/>
               <w:rPr>
@@ -670,6 +685,7 @@
               <w:tabs>
                 <w:tab w:val="right" w:leader="underscore" w:pos="9922"/>
               </w:tabs>
+              <w:spacing w:line="300" w:lineRule="auto"/>
               <w:ind w:firstLine="0"/>
               <w:rPr>
                 <w:b/>
@@ -701,6 +717,7 @@
               <w:tabs>
                 <w:tab w:val="right" w:leader="underscore" w:pos="9922"/>
               </w:tabs>
+              <w:spacing w:line="300" w:lineRule="auto"/>
               <w:ind w:firstLine="0"/>
               <w:jc w:val="center"/>
               <w:rPr>
@@ -732,6 +749,7 @@
               <w:tabs>
                 <w:tab w:val="right" w:leader="underscore" w:pos="9922"/>
               </w:tabs>
+              <w:spacing w:line="300" w:lineRule="auto"/>
               <w:ind w:firstLine="0"/>
               <w:rPr>
                 <w:noProof/>
@@ -749,6 +767,7 @@
               <w:tabs>
                 <w:tab w:val="right" w:leader="underscore" w:pos="9922"/>
               </w:tabs>
+              <w:spacing w:line="300" w:lineRule="auto"/>
               <w:ind w:firstLine="0"/>
               <w:jc w:val="center"/>
               <w:rPr>
@@ -784,6 +803,7 @@
               <w:tabs>
                 <w:tab w:val="right" w:leader="underscore" w:pos="9922"/>
               </w:tabs>
+              <w:spacing w:line="300" w:lineRule="auto"/>
               <w:ind w:firstLine="0"/>
               <w:rPr>
                 <w:b/>
@@ -816,6 +836,7 @@
               <w:tabs>
                 <w:tab w:val="right" w:leader="underscore" w:pos="9922"/>
               </w:tabs>
+              <w:spacing w:line="300" w:lineRule="auto"/>
               <w:ind w:firstLine="0"/>
               <w:jc w:val="center"/>
               <w:rPr>
@@ -854,6 +875,7 @@
               <w:tabs>
                 <w:tab w:val="right" w:leader="underscore" w:pos="9922"/>
               </w:tabs>
+              <w:spacing w:line="300" w:lineRule="auto"/>
               <w:ind w:firstLine="0"/>
               <w:rPr>
                 <w:noProof/>
@@ -872,6 +894,7 @@
               <w:tabs>
                 <w:tab w:val="right" w:leader="underscore" w:pos="9922"/>
               </w:tabs>
+              <w:spacing w:line="300" w:lineRule="auto"/>
               <w:ind w:firstLine="0"/>
               <w:jc w:val="center"/>
               <w:rPr>
@@ -905,6 +928,7 @@
               <w:tabs>
                 <w:tab w:val="right" w:leader="underscore" w:pos="9922"/>
               </w:tabs>
+              <w:spacing w:line="300" w:lineRule="auto"/>
               <w:ind w:firstLine="0"/>
               <w:rPr>
                 <w:b/>
@@ -937,6 +961,7 @@
               <w:tabs>
                 <w:tab w:val="right" w:leader="underscore" w:pos="9922"/>
               </w:tabs>
+              <w:spacing w:line="300" w:lineRule="auto"/>
               <w:ind w:firstLine="0"/>
               <w:jc w:val="center"/>
               <w:rPr>
@@ -968,6 +993,7 @@
               <w:tabs>
                 <w:tab w:val="right" w:leader="underscore" w:pos="9922"/>
               </w:tabs>
+              <w:spacing w:line="300" w:lineRule="auto"/>
               <w:ind w:firstLine="0"/>
               <w:rPr>
                 <w:noProof/>
@@ -986,6 +1012,7 @@
               <w:tabs>
                 <w:tab w:val="right" w:leader="underscore" w:pos="9922"/>
               </w:tabs>
+              <w:spacing w:line="300" w:lineRule="auto"/>
               <w:ind w:firstLine="0"/>
               <w:jc w:val="center"/>
               <w:rPr>
@@ -1019,6 +1046,7 @@
               <w:tabs>
                 <w:tab w:val="right" w:leader="underscore" w:pos="9922"/>
               </w:tabs>
+              <w:spacing w:line="300" w:lineRule="auto"/>
               <w:ind w:firstLine="0"/>
               <w:rPr>
                 <w:b/>
@@ -1051,6 +1079,7 @@
               <w:tabs>
                 <w:tab w:val="right" w:leader="underscore" w:pos="9922"/>
               </w:tabs>
+              <w:spacing w:line="300" w:lineRule="auto"/>
               <w:ind w:firstLine="0"/>
               <w:jc w:val="center"/>
               <w:rPr>
@@ -1082,6 +1111,7 @@
               <w:tabs>
                 <w:tab w:val="right" w:leader="underscore" w:pos="9922"/>
               </w:tabs>
+              <w:spacing w:line="300" w:lineRule="auto"/>
               <w:ind w:firstLine="0"/>
               <w:rPr>
                 <w:noProof/>
@@ -1100,6 +1130,7 @@
               <w:tabs>
                 <w:tab w:val="right" w:leader="underscore" w:pos="9922"/>
               </w:tabs>
+              <w:spacing w:line="300" w:lineRule="auto"/>
               <w:ind w:firstLine="0"/>
               <w:jc w:val="center"/>
               <w:rPr>
@@ -1236,19 +1267,65 @@
           </w:tcPr>
           <w:p>
             <w:pPr>
-              <w:ind w:firstLine="0"/>
-              <w:rPr>
-                <w:iCs/>
-                <w:noProof/>
-                <w:lang w:val="en-US"/>
-              </w:rPr>
-            </w:pPr>
-            <w:r>
-              <w:rPr>
-                <w:noProof/>
-                <w:lang w:val="en-US"/>
-              </w:rPr>
-              <w:t>{{goals_text}}</w:t>
+              <w:ind w:firstLine="284"/>
+              <w:jc w:val="left"/>
+              <w:rPr>
+                <w:noProof/>
+                <w:sz w:val="24"/>
+                <w:szCs w:val="24"/>
+                <w:lang w:val="en-US"/>
+              </w:rPr>
+            </w:pPr>
+            <w:r>
+              <w:rPr>
+                <w:noProof/>
+                <w:sz w:val="24"/>
+                <w:szCs w:val="24"/>
+                <w:lang w:val="en-US"/>
+              </w:rPr>
+              <w:t>{%p for line in goals_text %}</w:t>
+            </w:r>
+          </w:p>
+          <w:p>
+            <w:pPr>
+              <w:ind w:firstLine="284"/>
+              <w:jc w:val="left"/>
+              <w:rPr>
+                <w:noProof/>
+                <w:sz w:val="24"/>
+                <w:szCs w:val="24"/>
+                <w:lang w:val="en-US"/>
+              </w:rPr>
+            </w:pPr>
+            <w:r>
+              <w:rPr>
+                <w:noProof/>
+                <w:sz w:val="24"/>
+                <w:szCs w:val="24"/>
+                <w:lang w:val="en-US"/>
+              </w:rPr>
+              <w:t>{{line}}</w:t>
+            </w:r>
+          </w:p>
+          <w:p>
+            <w:pPr>
+              <w:ind w:firstLine="284"/>
+              <w:jc w:val="left"/>
+              <w:rPr>
+                <w:noProof/>
+                <w:sz w:val="24"/>
+                <w:szCs w:val="24"/>
+                <w:lang w:val="en-US"/>
+              </w:rPr>
+            </w:pPr>
+            <w:r>
+              <w:rPr>
+                <w:noProof/>
+                <w:sz w:val="24"/>
+                <w:szCs w:val="24"/>
+                <w:lang w:val="en-US"/>
+              </w:rPr>
+              <w:t>{%p endfor %}</w:t>
             </w:r>
           </w:p>
         </w:tc>
@@ -1314,10 +1391,13 @@
           </w:tcPr>
           <w:p>
             <w:pPr>
-              <w:ind w:firstLine="0"/>
+              <w:ind w:firstLine="284"/>
+              <w:jc w:val="left"/>
               <w:rPr>
                 <w:iCs/>
                 <w:noProof/>
+                <w:sz w:val="24"/>
+                <w:szCs w:val="24"/>
                 <w:lang w:val="en-US"/>
               </w:rPr>
             </w:pPr>
@@ -1325,9 +1405,57 @@
               <w:rPr>
                 <w:iCs/>
                 <w:noProof/>
-                <w:lang w:val="en-US"/>
-              </w:rPr>
-              <w:t>{{objects_text}}</w:t>
+                <w:sz w:val="24"/>
+                <w:szCs w:val="24"/>
+                <w:lang w:val="en-US"/>
+              </w:rPr>
+              <w:t>{%p for line in objects_text %}</w:t>
+            </w:r>
+          </w:p>
+          <w:p>
+            <w:pPr>
+              <w:ind w:firstLine="284"/>
+              <w:jc w:val="left"/>
+              <w:rPr>
+                <w:iCs/>
+                <w:noProof/>
+                <w:sz w:val="24"/>
+                <w:szCs w:val="24"/>
+                <w:lang w:val="en-US"/>
+              </w:rPr>
+            </w:pPr>
+            <w:r>
+              <w:rPr>
+                <w:iCs/>
+                <w:noProof/>
+                <w:sz w:val="24"/>
+                <w:szCs w:val="24"/>
+                <w:lang w:val="en-US"/>
+              </w:rPr>
+              <w:t>{{line}}</w:t>
+            </w:r>
+          </w:p>
+          <w:p>
+            <w:pPr>
+              <w:ind w:firstLine="284"/>
+              <w:jc w:val="left"/>
+              <w:rPr>
+                <w:iCs/>
+                <w:noProof/>
+                <w:sz w:val="24"/>
+                <w:szCs w:val="24"/>
+                <w:lang w:val="en-US"/>
+              </w:rPr>
+            </w:pPr>
+            <w:r>
+              <w:rPr>
+                <w:iCs/>
+                <w:noProof/>
+                <w:sz w:val="24"/>
+                <w:szCs w:val="24"/>
+                <w:lang w:val="en-US"/>
+              </w:rPr>
+              <w:t>{%p endfor %}</w:t>
             </w:r>
           </w:p>
         </w:tc>
@@ -1393,10 +1521,13 @@
           </w:tcPr>
           <w:p>
             <w:pPr>
-              <w:ind w:firstLine="0"/>
+              <w:ind w:firstLine="284"/>
+              <w:jc w:val="left"/>
               <w:rPr>
                 <w:iCs/>
                 <w:noProof/>
+                <w:sz w:val="24"/>
+                <w:szCs w:val="24"/>
                 <w:lang w:val="en-US"/>
               </w:rPr>
             </w:pPr>
@@ -1404,9 +1535,57 @@
               <w:rPr>
                 <w:iCs/>
                 <w:noProof/>
-                <w:lang w:val="en-US"/>
-              </w:rPr>
-              <w:t>{{requirements_text}}</w:t>
+                <w:sz w:val="24"/>
+                <w:szCs w:val="24"/>
+                <w:lang w:val="en-US"/>
+              </w:rPr>
+              <w:t>{%p for line in requirements_text %}</w:t>
+            </w:r>
+          </w:p>
+          <w:p>
+            <w:pPr>
+              <w:ind w:firstLine="284"/>
+              <w:jc w:val="left"/>
+              <w:rPr>
+                <w:iCs/>
+                <w:noProof/>
+                <w:sz w:val="24"/>
+                <w:szCs w:val="24"/>
+                <w:lang w:val="en-US"/>
+              </w:rPr>
+            </w:pPr>
+            <w:r>
+              <w:rPr>
+                <w:iCs/>
+                <w:noProof/>
+                <w:sz w:val="24"/>
+                <w:szCs w:val="24"/>
+                <w:lang w:val="en-US"/>
+              </w:rPr>
+              <w:t>{{line}}</w:t>
+            </w:r>
+          </w:p>
+          <w:p>
+            <w:pPr>
+              <w:ind w:firstLine="284"/>
+              <w:jc w:val="left"/>
+              <w:rPr>
+                <w:iCs/>
+                <w:noProof/>
+                <w:sz w:val="24"/>
+                <w:szCs w:val="24"/>
+                <w:lang w:val="en-US"/>
+              </w:rPr>
+            </w:pPr>
+            <w:r>
+              <w:rPr>
+                <w:iCs/>
+                <w:noProof/>
+                <w:sz w:val="24"/>
+                <w:szCs w:val="24"/>
+                <w:lang w:val="en-US"/>
+              </w:rPr>
+              <w:t>{%p endfor %}</w:t>
             </w:r>
           </w:p>
         </w:tc>
@@ -1471,6 +1650,7 @@
       </w:tblGrid>
       <w:tr>
         <w:trPr>
+          <w:tblHeader/>
           <w:jc w:val="center"/>
         </w:trPr>
         <w:tc>
@@ -2330,6 +2510,7 @@
               <w:autoSpaceDN w:val="0"/>
               <w:adjustRightInd w:val="0"/>
               <w:ind w:firstLine="0"/>
+              <w:jc w:val="left"/>
               <w:rPr>
                 <w:noProof/>
                 <w:sz w:val="24"/>
@@ -2351,6 +2532,7 @@
               <w:autoSpaceDN w:val="0"/>
               <w:adjustRightInd w:val="0"/>
               <w:ind w:firstLine="0"/>
+              <w:jc w:val="left"/>
               <w:rPr>
                 <w:noProof/>
                 <w:sz w:val="24"/>
@@ -2557,6 +2739,7 @@
               <w:autoSpaceDN w:val="0"/>
               <w:adjustRightInd w:val="0"/>
               <w:ind w:left="284" w:firstLine="0"/>
+              <w:jc w:val="left"/>
               <w:rPr>
                 <w:noProof/>
                 <w:sz w:val="24"/>
@@ -2763,6 +2946,7 @@
               <w:autoSpaceDN w:val="0"/>
               <w:adjustRightInd w:val="0"/>
               <w:ind w:left="284" w:firstLine="0"/>
+              <w:jc w:val="left"/>
               <w:rPr>
                 <w:noProof/>
                 <w:sz w:val="24"/>
@@ -2969,19 +3153,29 @@
               <w:autoSpaceDN w:val="0"/>
               <w:adjustRightInd w:val="0"/>
               <w:ind w:left="284" w:firstLine="0"/>
-              <w:rPr>
-                <w:noProof/>
-                <w:sz w:val="24"/>
-                <w:szCs w:val="24"/>
-              </w:rPr>
-            </w:pPr>
-            <w:r>
-              <w:rPr>
-                <w:noProof/>
-                <w:sz w:val="24"/>
-                <w:szCs w:val="24"/>
-              </w:rPr>
-              <w:t>- практические занятия, семинары и (или) другие виды занятий семинарского типа (ПЗ)</w:t>
+              <w:jc w:val="left"/>
+              <w:rPr>
+                <w:noProof/>
+                <w:sz w:val="24"/>
+                <w:szCs w:val="24"/>
+              </w:rPr>
+            </w:pPr>
+            <w:r>
+              <w:rPr>
+                <w:noProof/>
+                <w:sz w:val="24"/>
+                <w:szCs w:val="24"/>
+              </w:rPr>
+              <w:t xml:space="preserve">- практические занятия, семинары и (или) другие виды занятий семинарского типа </w:t>
+            </w:r>
+            <w:r>
+              <w:rPr>
+                <w:noProof/>
+                <w:sz w:val="24"/>
+                <w:szCs w:val="24"/>
+              </w:rPr>
+              <w:lastRenderedPageBreak/>
+              <w:t>(ПЗ)</w:t>
             </w:r>
           </w:p>
         </w:tc>
@@ -3011,6 +3205,7 @@
                 <w:szCs w:val="24"/>
                 <w:lang w:val="en-US"/>
               </w:rPr>
+              <w:lastRenderedPageBreak/>
               <w:t>{{</w:t>
             </w:r>
             <w:r>
@@ -3031,6 +3226,7 @@
                 <w:szCs w:val="24"/>
                 <w:lang w:val="en-US"/>
               </w:rPr>
+              <w:lastRenderedPageBreak/>
               <w:t>.practice}}</w:t>
             </w:r>
           </w:p>
@@ -3060,7 +3256,18 @@
                 <w:szCs w:val="24"/>
                 <w:lang w:val="en-US"/>
               </w:rPr>
-              <w:t>{%tc for s in workload.semesters %}</w:t>
+              <w:lastRenderedPageBreak/>
+              <w:t xml:space="preserve">{%tc for s in workload.semesters </w:t>
+            </w:r>
+            <w:r>
+              <w:rPr>
+                <w:noProof/>
+                <w:sz w:val="24"/>
+                <w:szCs w:val="24"/>
+                <w:lang w:val="en-US"/>
+              </w:rPr>
+              <w:lastRenderedPageBreak/>
+              <w:t>%}</w:t>
             </w:r>
           </w:p>
         </w:tc>
@@ -3089,6 +3296,7 @@
                 <w:szCs w:val="24"/>
                 <w:lang w:val="en-US"/>
               </w:rPr>
+              <w:lastRenderedPageBreak/>
               <w:t>{{s.</w:t>
             </w:r>
             <w:r>
@@ -3153,7 +3361,17 @@
                 <w:szCs w:val="24"/>
                 <w:lang w:val="en-US"/>
               </w:rPr>
-              <w:t>tc endfor %}</w:t>
+              <w:t xml:space="preserve">tc endfor </w:t>
+            </w:r>
+            <w:r>
+              <w:rPr>
+                <w:noProof/>
+                <w:sz w:val="24"/>
+                <w:szCs w:val="24"/>
+                <w:lang w:val="en-US"/>
+              </w:rPr>
+              <w:lastRenderedPageBreak/>
+              <w:t>%}</w:t>
             </w:r>
           </w:p>
         </w:tc>
@@ -3173,6 +3391,7 @@
               <w:autoSpaceDN w:val="0"/>
               <w:adjustRightInd w:val="0"/>
               <w:ind w:left="284" w:firstLine="0"/>
+              <w:jc w:val="left"/>
               <w:rPr>
                 <w:noProof/>
                 <w:sz w:val="24"/>
@@ -3399,21 +3618,21 @@
               <w:autoSpaceDN w:val="0"/>
               <w:adjustRightInd w:val="0"/>
               <w:ind w:left="284" w:firstLine="0"/>
-              <w:rPr>
-                <w:noProof/>
-                <w:sz w:val="24"/>
-                <w:szCs w:val="24"/>
-                <w:lang w:val="en-US"/>
-              </w:rPr>
-            </w:pPr>
-            <w:r>
-              <w:rPr>
-                <w:noProof/>
-                <w:sz w:val="24"/>
-                <w:szCs w:val="24"/>
-                <w:lang w:val="en-US"/>
-              </w:rPr>
-              <w:lastRenderedPageBreak/>
+              <w:jc w:val="left"/>
+              <w:rPr>
+                <w:noProof/>
+                <w:sz w:val="24"/>
+                <w:szCs w:val="24"/>
+                <w:lang w:val="en-US"/>
+              </w:rPr>
+            </w:pPr>
+            <w:r>
+              <w:rPr>
+                <w:noProof/>
+                <w:sz w:val="24"/>
+                <w:szCs w:val="24"/>
+                <w:lang w:val="en-US"/>
+              </w:rPr>
               <w:t>- контрольная работа</w:t>
             </w:r>
           </w:p>
@@ -3606,6 +3825,7 @@
               <w:autoSpaceDN w:val="0"/>
               <w:adjustRightInd w:val="0"/>
               <w:ind w:firstLine="0"/>
+              <w:jc w:val="left"/>
               <w:rPr>
                 <w:noProof/>
                 <w:sz w:val="24"/>
@@ -3808,6 +4028,7 @@
               <w:autoSpaceDN w:val="0"/>
               <w:adjustRightInd w:val="0"/>
               <w:ind w:firstLine="0"/>
+              <w:jc w:val="left"/>
               <w:rPr>
                 <w:noProof/>
                 <w:sz w:val="24"/>
@@ -3956,6 +4177,7 @@
               <w:autoSpaceDN w:val="0"/>
               <w:adjustRightInd w:val="0"/>
               <w:ind w:firstLine="330"/>
+              <w:jc w:val="left"/>
               <w:rPr>
                 <w:noProof/>
                 <w:sz w:val="24"/>
@@ -4176,6 +4398,7 @@
               <w:autoSpaceDN w:val="0"/>
               <w:adjustRightInd w:val="0"/>
               <w:ind w:firstLine="330"/>
+              <w:jc w:val="left"/>
               <w:rPr>
                 <w:noProof/>
                 <w:sz w:val="24"/>
@@ -4425,6 +4648,7 @@
               <w:autoSpaceDN w:val="0"/>
               <w:adjustRightInd w:val="0"/>
               <w:ind w:firstLine="330"/>
+              <w:jc w:val="left"/>
               <w:rPr>
                 <w:noProof/>
                 <w:sz w:val="24"/>
@@ -4659,6 +4883,7 @@
               <w:autoSpaceDN w:val="0"/>
               <w:adjustRightInd w:val="0"/>
               <w:ind w:firstLine="330"/>
+              <w:jc w:val="left"/>
               <w:rPr>
                 <w:strike/>
                 <w:noProof/>
@@ -4885,6 +5110,7 @@
               <w:autoSpaceDN w:val="0"/>
               <w:adjustRightInd w:val="0"/>
               <w:ind w:firstLine="330"/>
+              <w:jc w:val="left"/>
               <w:rPr>
                 <w:noProof/>
                 <w:sz w:val="24"/>
@@ -5122,6 +5348,7 @@
               <w:autoSpaceDN w:val="0"/>
               <w:adjustRightInd w:val="0"/>
               <w:ind w:firstLine="0"/>
+              <w:jc w:val="left"/>
               <w:rPr>
                 <w:noProof/>
                 <w:sz w:val="24"/>
@@ -5817,6 +6044,7 @@
                 <w:szCs w:val="24"/>
                 <w:lang w:val="en-US"/>
               </w:rPr>
+              <w:lastRenderedPageBreak/>
               <w:t xml:space="preserve">{%tr for </w:t>
             </w:r>
             <w:r>
@@ -6377,7 +6605,6 @@
                 <w:sz w:val="24"/>
                 <w:szCs w:val="24"/>
               </w:rPr>
-              <w:lastRenderedPageBreak/>
               <w:t>ИТОГО по {{</w:t>
             </w:r>
             <w:r>
@@ -6858,6 +7085,7 @@
       <w:tr>
         <w:trPr>
           <w:trHeight w:val="511"/>
+          <w:tblHeader/>
         </w:trPr>
         <w:tc>
           <w:tcPr>
@@ -7305,6 +7533,7 @@
       <w:tr>
         <w:trPr>
           <w:trHeight w:val="516"/>
+          <w:tblHeader/>
         </w:trPr>
         <w:tc>
           <w:tcPr>
@@ -7726,20 +7955,67 @@
           <w:p>
             <w:pPr>
               <w:suppressAutoHyphens/>
-              <w:ind w:firstLine="576"/>
-              <w:rPr>
-                <w:noProof/>
-                <w:lang w:val="en-US"/>
-              </w:rPr>
-            </w:pPr>
-            <w:r>
-              <w:rPr>
-                <w:noProof/>
-                <w:sz w:val="24"/>
-                <w:szCs w:val="24"/>
-                <w:lang w:val="en-US"/>
-              </w:rPr>
-              <w:t>{{educational_tech}}</w:t>
+              <w:ind w:firstLine="284"/>
+              <w:jc w:val="left"/>
+              <w:rPr>
+                <w:noProof/>
+                <w:sz w:val="24"/>
+                <w:szCs w:val="24"/>
+                <w:lang w:val="en-US"/>
+              </w:rPr>
+            </w:pPr>
+            <w:r>
+              <w:rPr>
+                <w:noProof/>
+                <w:sz w:val="24"/>
+                <w:szCs w:val="24"/>
+                <w:lang w:val="en-US"/>
+              </w:rPr>
+              <w:t>{%p for line in educational_tech %}</w:t>
+            </w:r>
+          </w:p>
+          <w:p>
+            <w:pPr>
+              <w:suppressAutoHyphens/>
+              <w:ind w:firstLine="284"/>
+              <w:jc w:val="left"/>
+              <w:rPr>
+                <w:noProof/>
+                <w:sz w:val="24"/>
+                <w:szCs w:val="24"/>
+                <w:lang w:val="en-US"/>
+              </w:rPr>
+            </w:pPr>
+            <w:r>
+              <w:rPr>
+                <w:noProof/>
+                <w:sz w:val="24"/>
+                <w:szCs w:val="24"/>
+                <w:lang w:val="en-US"/>
+              </w:rPr>
+              <w:t>{{line}}</w:t>
+            </w:r>
+          </w:p>
+          <w:p>
+            <w:pPr>
+              <w:suppressAutoHyphens/>
+              <w:ind w:firstLine="284"/>
+              <w:jc w:val="left"/>
+              <w:rPr>
+                <w:noProof/>
+                <w:sz w:val="24"/>
+                <w:szCs w:val="24"/>
+                <w:lang w:val="en-US"/>
+              </w:rPr>
+            </w:pPr>
+            <w:r>
+              <w:rPr>
+                <w:noProof/>
+                <w:sz w:val="24"/>
+                <w:szCs w:val="24"/>
+                <w:lang w:val="en-US"/>
+              </w:rPr>
+              <w:t>{%p endfor %}</w:t>
             </w:r>
           </w:p>
         </w:tc>
@@ -7757,6 +8033,7 @@
         <w:rPr>
           <w:noProof/>
         </w:rPr>
+        <w:lastRenderedPageBreak/>
         <w:t>5</w:t>
       </w:r>
       <w:r>
@@ -7813,9 +8090,12 @@
           <w:p>
             <w:pPr>
               <w:suppressAutoHyphens/>
-              <w:ind w:firstLine="567"/>
-              <w:rPr>
-                <w:noProof/>
+              <w:ind w:firstLine="284"/>
+              <w:jc w:val="left"/>
+              <w:rPr>
+                <w:noProof/>
+                <w:sz w:val="24"/>
+                <w:szCs w:val="24"/>
                 <w:lang w:val="en-US"/>
               </w:rPr>
             </w:pPr>
@@ -7827,7 +8107,51 @@
                 <w:szCs w:val="24"/>
                 <w:lang w:val="en-US"/>
               </w:rPr>
-              <w:t>{{methodical_recommendations}}</w:t>
+              <w:t>{%p for line in methodical_recommendations %}</w:t>
+            </w:r>
+          </w:p>
+          <w:p>
+            <w:pPr>
+              <w:suppressAutoHyphens/>
+              <w:ind w:firstLine="284"/>
+              <w:jc w:val="left"/>
+              <w:rPr>
+                <w:noProof/>
+                <w:sz w:val="24"/>
+                <w:szCs w:val="24"/>
+                <w:lang w:val="en-US"/>
+              </w:rPr>
+            </w:pPr>
+            <w:r>
+              <w:rPr>
+                <w:noProof/>
+                <w:sz w:val="24"/>
+                <w:szCs w:val="24"/>
+                <w:lang w:val="en-US"/>
+              </w:rPr>
+              <w:t>{{line}}</w:t>
+            </w:r>
+          </w:p>
+          <w:p>
+            <w:pPr>
+              <w:suppressAutoHyphens/>
+              <w:ind w:firstLine="284"/>
+              <w:jc w:val="left"/>
+              <w:rPr>
+                <w:noProof/>
+                <w:sz w:val="24"/>
+                <w:szCs w:val="24"/>
+                <w:lang w:val="en-US"/>
+              </w:rPr>
+            </w:pPr>
+            <w:r>
+              <w:rPr>
+                <w:noProof/>
+                <w:sz w:val="24"/>
+                <w:szCs w:val="24"/>
+                <w:lang w:val="en-US"/>
+              </w:rPr>
+              <w:t>{%p endfor %}</w:t>
             </w:r>
           </w:p>
         </w:tc>
@@ -7847,7 +8171,6 @@
         <w:rPr>
           <w:noProof/>
         </w:rPr>
-        <w:lastRenderedPageBreak/>
         <w:t>6.</w:t>
       </w:r>
       <w:r>
@@ -10136,6 +10459,7 @@
                 <w:szCs w:val="24"/>
                 <w:lang w:val="en-US"/>
               </w:rPr>
+              <w:lastRenderedPageBreak/>
               <w:t>{%tr endif %}</w:t>
             </w:r>
           </w:p>
@@ -10520,7 +10844,6 @@
                 <w:szCs w:val="24"/>
                 <w:lang w:val="en-US"/>
               </w:rPr>
-              <w:lastRenderedPageBreak/>
               <w:t>{%tr else %}</w:t>
             </w:r>
           </w:p>
@@ -12205,6 +12528,7 @@
                 <w:szCs w:val="24"/>
                 <w:lang w:val="en-US"/>
               </w:rPr>
+              <w:lastRenderedPageBreak/>
               <w:t>{{lo</w:t>
             </w:r>
             <w:r>
@@ -12325,7 +12649,6 @@
         <w:rPr>
           <w:noProof/>
         </w:rPr>
-        <w:lastRenderedPageBreak/>
         <w:t>7</w:t>
       </w:r>
       <w:r>

--- a/backend/app/templates/rpd_template.docx
+++ b/backend/app/templates/rpd_template.docx
@@ -240,19 +240,11 @@
         </w:rPr>
         <w:t>{{</w:t>
       </w:r>
-      <w:proofErr w:type="spellStart"/>
       <w:r>
         <w:rPr>
           <w:lang w:val="en-US"/>
         </w:rPr>
-        <w:t>rector_position</w:t>
-      </w:r>
-      <w:proofErr w:type="spellEnd"/>
-      <w:r>
-        <w:rPr>
-          <w:lang w:val="en-US"/>
-        </w:rPr>
-        <w:t>}}</w:t>
+        <w:t>rector_position}}</w:t>
       </w:r>
     </w:p>
     <w:p>
@@ -284,21 +276,7 @@
         <w:rPr>
           <w:lang w:val="en-US"/>
         </w:rPr>
-        <w:t>{{</w:t>
-      </w:r>
-      <w:proofErr w:type="spellStart"/>
-      <w:r>
-        <w:rPr>
-          <w:lang w:val="en-US"/>
-        </w:rPr>
-        <w:t>rector_name</w:t>
-      </w:r>
-      <w:proofErr w:type="spellEnd"/>
-      <w:r>
-        <w:rPr>
-          <w:lang w:val="en-US"/>
-        </w:rPr>
-        <w:t>}}</w:t>
+        <w:t>{{rector_name}}</w:t>
       </w:r>
     </w:p>
     <w:p>
@@ -1836,25 +1814,7 @@
                 <w:szCs w:val="24"/>
                 <w:lang w:val="en-US"/>
               </w:rPr>
-              <w:t xml:space="preserve">{%tr for lo in </w:t>
-            </w:r>
-            <w:proofErr w:type="spellStart"/>
-            <w:r>
-              <w:rPr>
-                <w:sz w:val="24"/>
-                <w:szCs w:val="24"/>
-                <w:lang w:val="en-US"/>
-              </w:rPr>
-              <w:t>learning_outcomes</w:t>
-            </w:r>
-            <w:proofErr w:type="spellEnd"/>
-            <w:r>
-              <w:rPr>
-                <w:sz w:val="24"/>
-                <w:szCs w:val="24"/>
-                <w:lang w:val="en-US"/>
-              </w:rPr>
-              <w:t xml:space="preserve"> %}</w:t>
+              <w:t>{%tr for lo in learning_outcomes %}</w:t>
             </w:r>
           </w:p>
         </w:tc>
@@ -1884,35 +1844,7 @@
                 <w:szCs w:val="24"/>
                 <w:lang w:val="en-US"/>
               </w:rPr>
-              <w:t>{{</w:t>
-            </w:r>
-            <w:proofErr w:type="spellStart"/>
-            <w:proofErr w:type="gramStart"/>
-            <w:r>
-              <w:rPr>
-                <w:sz w:val="24"/>
-                <w:szCs w:val="24"/>
-                <w:lang w:val="en-US"/>
-              </w:rPr>
-              <w:t>lo.competency</w:t>
-            </w:r>
-            <w:proofErr w:type="gramEnd"/>
-            <w:r>
-              <w:rPr>
-                <w:sz w:val="24"/>
-                <w:szCs w:val="24"/>
-                <w:lang w:val="en-US"/>
-              </w:rPr>
-              <w:t>_code</w:t>
-            </w:r>
-            <w:proofErr w:type="spellEnd"/>
-            <w:r>
-              <w:rPr>
-                <w:sz w:val="24"/>
-                <w:szCs w:val="24"/>
-                <w:lang w:val="en-US"/>
-              </w:rPr>
-              <w:t>}}</w:t>
+              <w:t>{{lo.competency_code}}</w:t>
             </w:r>
           </w:p>
         </w:tc>
@@ -2076,25 +2008,7 @@
                 <w:szCs w:val="24"/>
                 <w:lang w:val="en-US"/>
               </w:rPr>
-              <w:t xml:space="preserve">{%tr </w:t>
-            </w:r>
-            <w:proofErr w:type="spellStart"/>
-            <w:r>
-              <w:rPr>
-                <w:sz w:val="24"/>
-                <w:szCs w:val="24"/>
-                <w:lang w:val="en-US"/>
-              </w:rPr>
-              <w:t>endfor</w:t>
-            </w:r>
-            <w:proofErr w:type="spellEnd"/>
-            <w:r>
-              <w:rPr>
-                <w:sz w:val="24"/>
-                <w:szCs w:val="24"/>
-                <w:lang w:val="en-US"/>
-              </w:rPr>
-              <w:t xml:space="preserve"> %}</w:t>
+              <w:t>{%tr endfor %}</w:t>
             </w:r>
           </w:p>
         </w:tc>
@@ -3406,6 +3320,7 @@
                 <w:szCs w:val="24"/>
                 <w:lang w:val="en-US"/>
               </w:rPr>
+              <w:lastRenderedPageBreak/>
               <w:t>- контроль самостоятельной работы (КСР)</w:t>
             </w:r>
           </w:p>
@@ -5888,7 +5803,6 @@
               </w:rPr>
               <w:t xml:space="preserve">{%tr for </w:t>
             </w:r>
-            <w:proofErr w:type="spellStart"/>
             <w:r>
               <w:rPr>
                 <w:sz w:val="24"/>
@@ -5897,7 +5811,6 @@
               </w:rPr>
               <w:t>sem</w:t>
             </w:r>
-            <w:proofErr w:type="spellEnd"/>
             <w:r>
               <w:rPr>
                 <w:sz w:val="24"/>
@@ -5906,7 +5819,6 @@
               </w:rPr>
               <w:t xml:space="preserve"> in </w:t>
             </w:r>
-            <w:proofErr w:type="spellStart"/>
             <w:r>
               <w:rPr>
                 <w:sz w:val="24"/>
@@ -5923,7 +5835,6 @@
               </w:rPr>
               <w:t>semesters</w:t>
             </w:r>
-            <w:proofErr w:type="spellEnd"/>
             <w:r>
               <w:rPr>
                 <w:sz w:val="24"/>
@@ -5961,17 +5872,7 @@
                 <w:szCs w:val="24"/>
                 <w:lang w:val="en-US"/>
               </w:rPr>
-              <w:t>{{</w:t>
-            </w:r>
-            <w:proofErr w:type="spellStart"/>
-            <w:proofErr w:type="gramStart"/>
-            <w:r>
-              <w:rPr>
-                <w:sz w:val="24"/>
-                <w:szCs w:val="24"/>
-                <w:lang w:val="en-US"/>
-              </w:rPr>
-              <w:t>se</w:t>
+              <w:t>{{se</w:t>
             </w:r>
             <w:r>
               <w:rPr>
@@ -5997,8 +5898,6 @@
               </w:rPr>
               <w:t>number</w:t>
             </w:r>
-            <w:proofErr w:type="spellEnd"/>
-            <w:proofErr w:type="gramEnd"/>
             <w:r>
               <w:rPr>
                 <w:sz w:val="24"/>
@@ -6063,8 +5962,6 @@
               </w:rPr>
               <w:t xml:space="preserve"> in </w:t>
             </w:r>
-            <w:proofErr w:type="spellStart"/>
-            <w:proofErr w:type="gramStart"/>
             <w:r>
               <w:rPr>
                 <w:sz w:val="24"/>
@@ -6073,8 +5970,6 @@
               </w:rPr>
               <w:t>sem.sections</w:t>
             </w:r>
-            <w:proofErr w:type="spellEnd"/>
-            <w:proofErr w:type="gramEnd"/>
             <w:r>
               <w:rPr>
                 <w:sz w:val="24"/>
@@ -6827,25 +6722,7 @@
                 <w:szCs w:val="24"/>
                 <w:lang w:val="en-US"/>
               </w:rPr>
-              <w:t xml:space="preserve">{%tr </w:t>
-            </w:r>
-            <w:proofErr w:type="spellStart"/>
-            <w:r>
-              <w:rPr>
-                <w:sz w:val="24"/>
-                <w:szCs w:val="24"/>
-                <w:lang w:val="en-US"/>
-              </w:rPr>
-              <w:t>endfor</w:t>
-            </w:r>
-            <w:proofErr w:type="spellEnd"/>
-            <w:r>
-              <w:rPr>
-                <w:sz w:val="24"/>
-                <w:szCs w:val="24"/>
-                <w:lang w:val="en-US"/>
-              </w:rPr>
-              <w:t xml:space="preserve"> %}</w:t>
+              <w:t>{%tr endfor %}</w:t>
             </w:r>
           </w:p>
         </w:tc>
@@ -7217,7 +7094,6 @@
               </w:rPr>
               <w:t xml:space="preserve"> in </w:t>
             </w:r>
-            <w:proofErr w:type="spellStart"/>
             <w:r>
               <w:rPr>
                 <w:sz w:val="24"/>
@@ -7226,7 +7102,6 @@
               </w:rPr>
               <w:t>practical_topics</w:t>
             </w:r>
-            <w:proofErr w:type="spellEnd"/>
             <w:r>
               <w:rPr>
                 <w:sz w:val="24"/>
@@ -7264,27 +7139,7 @@
                 <w:szCs w:val="24"/>
                 <w:lang w:val="en-US"/>
               </w:rPr>
-              <w:t>{{</w:t>
-            </w:r>
-            <w:proofErr w:type="spellStart"/>
-            <w:proofErr w:type="gramStart"/>
-            <w:r>
-              <w:rPr>
-                <w:sz w:val="24"/>
-                <w:szCs w:val="24"/>
-                <w:lang w:val="en-US"/>
-              </w:rPr>
-              <w:t>lo.index</w:t>
-            </w:r>
-            <w:proofErr w:type="spellEnd"/>
-            <w:proofErr w:type="gramEnd"/>
-            <w:r>
-              <w:rPr>
-                <w:sz w:val="24"/>
-                <w:szCs w:val="24"/>
-                <w:lang w:val="en-US"/>
-              </w:rPr>
-              <w:t>}}</w:t>
+              <w:t>{{lo.index}}</w:t>
             </w:r>
           </w:p>
         </w:tc>
@@ -7310,27 +7165,7 @@
                 <w:szCs w:val="24"/>
                 <w:lang w:val="en-US"/>
               </w:rPr>
-              <w:t>{{</w:t>
-            </w:r>
-            <w:proofErr w:type="spellStart"/>
-            <w:proofErr w:type="gramStart"/>
-            <w:r>
-              <w:rPr>
-                <w:sz w:val="24"/>
-                <w:szCs w:val="24"/>
-                <w:lang w:val="en-US"/>
-              </w:rPr>
-              <w:t>lo.title</w:t>
-            </w:r>
-            <w:proofErr w:type="spellEnd"/>
-            <w:proofErr w:type="gramEnd"/>
-            <w:r>
-              <w:rPr>
-                <w:sz w:val="24"/>
-                <w:szCs w:val="24"/>
-                <w:lang w:val="en-US"/>
-              </w:rPr>
-              <w:t>}}</w:t>
+              <w:t>{{lo.title}}</w:t>
             </w:r>
           </w:p>
         </w:tc>
@@ -7363,25 +7198,7 @@
                 <w:szCs w:val="24"/>
                 <w:lang w:val="en-US"/>
               </w:rPr>
-              <w:t xml:space="preserve">{%tr </w:t>
-            </w:r>
-            <w:proofErr w:type="spellStart"/>
-            <w:r>
-              <w:rPr>
-                <w:sz w:val="24"/>
-                <w:szCs w:val="24"/>
-                <w:lang w:val="en-US"/>
-              </w:rPr>
-              <w:t>endfor</w:t>
-            </w:r>
-            <w:proofErr w:type="spellEnd"/>
-            <w:r>
-              <w:rPr>
-                <w:sz w:val="24"/>
-                <w:szCs w:val="24"/>
-                <w:lang w:val="en-US"/>
-              </w:rPr>
-              <w:t xml:space="preserve"> %}</w:t>
+              <w:t>{%tr endfor %}</w:t>
             </w:r>
           </w:p>
         </w:tc>
@@ -7664,7 +7481,6 @@
               </w:rPr>
               <w:t xml:space="preserve"> in </w:t>
             </w:r>
-            <w:proofErr w:type="spellStart"/>
             <w:r>
               <w:rPr>
                 <w:sz w:val="24"/>
@@ -7681,7 +7497,6 @@
               </w:rPr>
               <w:t>_topics</w:t>
             </w:r>
-            <w:proofErr w:type="spellEnd"/>
             <w:r>
               <w:rPr>
                 <w:sz w:val="24"/>
@@ -7719,27 +7534,7 @@
                 <w:szCs w:val="24"/>
                 <w:lang w:val="en-US"/>
               </w:rPr>
-              <w:t>{{</w:t>
-            </w:r>
-            <w:proofErr w:type="spellStart"/>
-            <w:proofErr w:type="gramStart"/>
-            <w:r>
-              <w:rPr>
-                <w:sz w:val="24"/>
-                <w:szCs w:val="24"/>
-                <w:lang w:val="en-US"/>
-              </w:rPr>
-              <w:t>lo.index</w:t>
-            </w:r>
-            <w:proofErr w:type="spellEnd"/>
-            <w:proofErr w:type="gramEnd"/>
-            <w:r>
-              <w:rPr>
-                <w:sz w:val="24"/>
-                <w:szCs w:val="24"/>
-                <w:lang w:val="en-US"/>
-              </w:rPr>
-              <w:t>}}</w:t>
+              <w:t>{{lo.index}}</w:t>
             </w:r>
           </w:p>
         </w:tc>
@@ -7767,27 +7562,7 @@
                 <w:szCs w:val="24"/>
                 <w:lang w:val="en-US"/>
               </w:rPr>
-              <w:t>{{</w:t>
-            </w:r>
-            <w:proofErr w:type="spellStart"/>
-            <w:proofErr w:type="gramStart"/>
-            <w:r>
-              <w:rPr>
-                <w:sz w:val="24"/>
-                <w:szCs w:val="24"/>
-                <w:lang w:val="en-US"/>
-              </w:rPr>
-              <w:t>lo.title</w:t>
-            </w:r>
-            <w:proofErr w:type="spellEnd"/>
-            <w:proofErr w:type="gramEnd"/>
-            <w:r>
-              <w:rPr>
-                <w:sz w:val="24"/>
-                <w:szCs w:val="24"/>
-                <w:lang w:val="en-US"/>
-              </w:rPr>
-              <w:t>}}</w:t>
+              <w:t>{{lo.title}}</w:t>
             </w:r>
           </w:p>
         </w:tc>
@@ -7819,25 +7594,7 @@
                 <w:szCs w:val="24"/>
                 <w:lang w:val="en-US"/>
               </w:rPr>
-              <w:t xml:space="preserve">{%tr </w:t>
-            </w:r>
-            <w:proofErr w:type="spellStart"/>
-            <w:r>
-              <w:rPr>
-                <w:sz w:val="24"/>
-                <w:szCs w:val="24"/>
-                <w:lang w:val="en-US"/>
-              </w:rPr>
-              <w:t>endfor</w:t>
-            </w:r>
-            <w:proofErr w:type="spellEnd"/>
-            <w:r>
-              <w:rPr>
-                <w:sz w:val="24"/>
-                <w:szCs w:val="24"/>
-                <w:lang w:val="en-US"/>
-              </w:rPr>
-              <w:t xml:space="preserve"> %}</w:t>
+              <w:t>{%tr endfor %}</w:t>
             </w:r>
           </w:p>
         </w:tc>
@@ -8486,7 +8243,6 @@
               </w:rPr>
               <w:t xml:space="preserve"> in </w:t>
             </w:r>
-            <w:proofErr w:type="spellStart"/>
             <w:r>
               <w:rPr>
                 <w:sz w:val="24"/>
@@ -8495,7 +8251,6 @@
               </w:rPr>
               <w:t>literature_main</w:t>
             </w:r>
-            <w:proofErr w:type="spellEnd"/>
             <w:r>
               <w:rPr>
                 <w:sz w:val="24"/>
@@ -8563,7 +8318,6 @@
               </w:rPr>
               <w:t xml:space="preserve"> </w:t>
             </w:r>
-            <w:proofErr w:type="gramStart"/>
             <w:r>
               <w:rPr>
                 <w:sz w:val="24"/>
@@ -8587,7 +8341,6 @@
               </w:rPr>
               <w:t>citation</w:t>
             </w:r>
-            <w:proofErr w:type="gramEnd"/>
             <w:r>
               <w:rPr>
                 <w:sz w:val="24"/>
@@ -8891,25 +8644,7 @@
                 <w:szCs w:val="24"/>
                 <w:lang w:val="en-US"/>
               </w:rPr>
-              <w:t xml:space="preserve">{%tr </w:t>
-            </w:r>
-            <w:proofErr w:type="spellStart"/>
-            <w:r>
-              <w:rPr>
-                <w:sz w:val="24"/>
-                <w:szCs w:val="24"/>
-                <w:lang w:val="en-US"/>
-              </w:rPr>
-              <w:t>endfor</w:t>
-            </w:r>
-            <w:proofErr w:type="spellEnd"/>
-            <w:r>
-              <w:rPr>
-                <w:sz w:val="24"/>
-                <w:szCs w:val="24"/>
-                <w:lang w:val="en-US"/>
-              </w:rPr>
-              <w:t xml:space="preserve"> %}</w:t>
+              <w:t>{%tr endfor %}</w:t>
             </w:r>
           </w:p>
         </w:tc>
@@ -9033,7 +8768,6 @@
               </w:rPr>
               <w:t xml:space="preserve"> in </w:t>
             </w:r>
-            <w:proofErr w:type="spellStart"/>
             <w:r>
               <w:rPr>
                 <w:sz w:val="24"/>
@@ -9042,7 +8776,6 @@
               </w:rPr>
               <w:t>literature_additional_study</w:t>
             </w:r>
-            <w:proofErr w:type="spellEnd"/>
             <w:r>
               <w:rPr>
                 <w:sz w:val="24"/>
@@ -9110,7 +8843,6 @@
               </w:rPr>
               <w:t xml:space="preserve"> </w:t>
             </w:r>
-            <w:proofErr w:type="gramStart"/>
             <w:r>
               <w:rPr>
                 <w:sz w:val="24"/>
@@ -9134,7 +8866,6 @@
               </w:rPr>
               <w:t>citation</w:t>
             </w:r>
-            <w:proofErr w:type="gramEnd"/>
             <w:r>
               <w:rPr>
                 <w:sz w:val="24"/>
@@ -9433,25 +9164,7 @@
                 <w:szCs w:val="24"/>
                 <w:lang w:val="en-US"/>
               </w:rPr>
-              <w:t xml:space="preserve">{%tr </w:t>
-            </w:r>
-            <w:proofErr w:type="spellStart"/>
-            <w:r>
-              <w:rPr>
-                <w:sz w:val="24"/>
-                <w:szCs w:val="24"/>
-                <w:lang w:val="en-US"/>
-              </w:rPr>
-              <w:t>endfor</w:t>
-            </w:r>
-            <w:proofErr w:type="spellEnd"/>
-            <w:r>
-              <w:rPr>
-                <w:sz w:val="24"/>
-                <w:szCs w:val="24"/>
-                <w:lang w:val="en-US"/>
-              </w:rPr>
-              <w:t xml:space="preserve"> %}</w:t>
+              <w:t>{%tr endfor %}</w:t>
             </w:r>
           </w:p>
         </w:tc>
@@ -9567,7 +9280,6 @@
               </w:rPr>
               <w:t xml:space="preserve"> in </w:t>
             </w:r>
-            <w:proofErr w:type="spellStart"/>
             <w:r>
               <w:rPr>
                 <w:sz w:val="24"/>
@@ -9576,7 +9288,6 @@
               </w:rPr>
               <w:t>literature_periodical</w:t>
             </w:r>
-            <w:proofErr w:type="spellEnd"/>
             <w:r>
               <w:rPr>
                 <w:sz w:val="24"/>
@@ -9644,7 +9355,6 @@
               </w:rPr>
               <w:t xml:space="preserve"> </w:t>
             </w:r>
-            <w:proofErr w:type="gramStart"/>
             <w:r>
               <w:rPr>
                 <w:sz w:val="24"/>
@@ -9668,7 +9378,6 @@
               </w:rPr>
               <w:t>citation</w:t>
             </w:r>
-            <w:proofErr w:type="gramEnd"/>
             <w:r>
               <w:rPr>
                 <w:sz w:val="24"/>
@@ -9967,25 +9676,7 @@
                 <w:szCs w:val="24"/>
                 <w:lang w:val="en-US"/>
               </w:rPr>
-              <w:t xml:space="preserve">{%tr </w:t>
-            </w:r>
-            <w:proofErr w:type="spellStart"/>
-            <w:r>
-              <w:rPr>
-                <w:sz w:val="24"/>
-                <w:szCs w:val="24"/>
-                <w:lang w:val="en-US"/>
-              </w:rPr>
-              <w:t>endfor</w:t>
-            </w:r>
-            <w:proofErr w:type="spellEnd"/>
-            <w:r>
-              <w:rPr>
-                <w:sz w:val="24"/>
-                <w:szCs w:val="24"/>
-                <w:lang w:val="en-US"/>
-              </w:rPr>
-              <w:t xml:space="preserve"> %}</w:t>
+              <w:t>{%tr endfor %}</w:t>
             </w:r>
           </w:p>
         </w:tc>
@@ -10093,7 +9784,6 @@
               </w:rPr>
               <w:t xml:space="preserve"> in </w:t>
             </w:r>
-            <w:proofErr w:type="spellStart"/>
             <w:r>
               <w:rPr>
                 <w:sz w:val="24"/>
@@ -10102,7 +9792,6 @@
               </w:rPr>
               <w:t>literature_additional_normative</w:t>
             </w:r>
-            <w:proofErr w:type="spellEnd"/>
             <w:r>
               <w:rPr>
                 <w:sz w:val="24"/>
@@ -10170,7 +9859,6 @@
               </w:rPr>
               <w:t xml:space="preserve"> </w:t>
             </w:r>
-            <w:proofErr w:type="gramStart"/>
             <w:r>
               <w:rPr>
                 <w:sz w:val="24"/>
@@ -10194,7 +9882,6 @@
               </w:rPr>
               <w:t>citation</w:t>
             </w:r>
-            <w:proofErr w:type="gramEnd"/>
             <w:r>
               <w:rPr>
                 <w:sz w:val="24"/>
@@ -10492,25 +10179,7 @@
                 <w:szCs w:val="24"/>
                 <w:lang w:val="en-US"/>
               </w:rPr>
-              <w:t xml:space="preserve">{%tr </w:t>
-            </w:r>
-            <w:proofErr w:type="spellStart"/>
-            <w:r>
-              <w:rPr>
-                <w:sz w:val="24"/>
-                <w:szCs w:val="24"/>
-                <w:lang w:val="en-US"/>
-              </w:rPr>
-              <w:t>endfor</w:t>
-            </w:r>
-            <w:proofErr w:type="spellEnd"/>
-            <w:r>
-              <w:rPr>
-                <w:sz w:val="24"/>
-                <w:szCs w:val="24"/>
-                <w:lang w:val="en-US"/>
-              </w:rPr>
-              <w:t xml:space="preserve"> %}</w:t>
+              <w:t>{%tr endfor %}</w:t>
             </w:r>
           </w:p>
         </w:tc>
@@ -10594,7 +10263,6 @@
               </w:rPr>
               <w:t xml:space="preserve"> in </w:t>
             </w:r>
-            <w:proofErr w:type="spellStart"/>
             <w:r>
               <w:rPr>
                 <w:sz w:val="24"/>
@@ -10603,7 +10271,6 @@
               </w:rPr>
               <w:t>literature_methodical</w:t>
             </w:r>
-            <w:proofErr w:type="spellEnd"/>
             <w:r>
               <w:rPr>
                 <w:sz w:val="24"/>
@@ -10671,7 +10338,6 @@
               </w:rPr>
               <w:t xml:space="preserve"> </w:t>
             </w:r>
-            <w:proofErr w:type="gramStart"/>
             <w:r>
               <w:rPr>
                 <w:sz w:val="24"/>
@@ -10695,7 +10361,6 @@
               </w:rPr>
               <w:t>citation</w:t>
             </w:r>
-            <w:proofErr w:type="gramEnd"/>
             <w:r>
               <w:rPr>
                 <w:sz w:val="24"/>
@@ -10992,25 +10657,7 @@
                 <w:szCs w:val="24"/>
                 <w:lang w:val="en-US"/>
               </w:rPr>
-              <w:t xml:space="preserve">{%tr </w:t>
-            </w:r>
-            <w:proofErr w:type="spellStart"/>
-            <w:r>
-              <w:rPr>
-                <w:sz w:val="24"/>
-                <w:szCs w:val="24"/>
-                <w:lang w:val="en-US"/>
-              </w:rPr>
-              <w:t>endfor</w:t>
-            </w:r>
-            <w:proofErr w:type="spellEnd"/>
-            <w:r>
-              <w:rPr>
-                <w:sz w:val="24"/>
-                <w:szCs w:val="24"/>
-                <w:lang w:val="en-US"/>
-              </w:rPr>
-              <w:t xml:space="preserve"> %}</w:t>
+              <w:t>{%tr endfor %}</w:t>
             </w:r>
           </w:p>
         </w:tc>
@@ -11096,7 +10743,6 @@
               </w:rPr>
               <w:t xml:space="preserve"> in </w:t>
             </w:r>
-            <w:proofErr w:type="spellStart"/>
             <w:r>
               <w:rPr>
                 <w:sz w:val="24"/>
@@ -11105,7 +10751,6 @@
               </w:rPr>
               <w:t>literature_self_study</w:t>
             </w:r>
-            <w:proofErr w:type="spellEnd"/>
             <w:r>
               <w:rPr>
                 <w:sz w:val="24"/>
@@ -11173,7 +10818,6 @@
               </w:rPr>
               <w:t xml:space="preserve"> </w:t>
             </w:r>
-            <w:proofErr w:type="gramStart"/>
             <w:r>
               <w:rPr>
                 <w:sz w:val="24"/>
@@ -11197,7 +10841,6 @@
               </w:rPr>
               <w:t>citation</w:t>
             </w:r>
-            <w:proofErr w:type="gramEnd"/>
             <w:r>
               <w:rPr>
                 <w:sz w:val="24"/>
@@ -11494,25 +11137,7 @@
                 <w:szCs w:val="24"/>
                 <w:lang w:val="en-US"/>
               </w:rPr>
-              <w:t xml:space="preserve">{%tr </w:t>
-            </w:r>
-            <w:proofErr w:type="spellStart"/>
-            <w:r>
-              <w:rPr>
-                <w:sz w:val="24"/>
-                <w:szCs w:val="24"/>
-                <w:lang w:val="en-US"/>
-              </w:rPr>
-              <w:t>endfor</w:t>
-            </w:r>
-            <w:proofErr w:type="spellEnd"/>
-            <w:r>
-              <w:rPr>
-                <w:sz w:val="24"/>
-                <w:szCs w:val="24"/>
-                <w:lang w:val="en-US"/>
-              </w:rPr>
-              <w:t xml:space="preserve"> %}</w:t>
+              <w:t>{%tr endfor %}</w:t>
             </w:r>
           </w:p>
         </w:tc>
@@ -11700,7 +11325,7 @@
         </w:tc>
         <w:tc>
           <w:tcPr>
-            <w:tcW w:w="1072" w:type="pct"/>
+            <w:tcW w:w="1071" w:type="pct"/>
             <w:shd w:val="clear" w:color="auto" w:fill="auto"/>
             <w:vAlign w:val="center"/>
           </w:tcPr>
@@ -11804,7 +11429,6 @@
               </w:rPr>
               <w:t xml:space="preserve"> in </w:t>
             </w:r>
-            <w:proofErr w:type="spellStart"/>
             <w:r>
               <w:rPr>
                 <w:sz w:val="24"/>
@@ -11813,7 +11437,6 @@
               </w:rPr>
               <w:t>el_literature</w:t>
             </w:r>
-            <w:proofErr w:type="spellEnd"/>
             <w:r>
               <w:rPr>
                 <w:sz w:val="24"/>
@@ -11927,7 +11550,7 @@
         </w:tc>
         <w:tc>
           <w:tcPr>
-            <w:tcW w:w="1072" w:type="pct"/>
+            <w:tcW w:w="1071" w:type="pct"/>
             <w:shd w:val="clear" w:color="auto" w:fill="auto"/>
           </w:tcPr>
           <w:p>
@@ -11977,25 +11600,7 @@
                 <w:szCs w:val="24"/>
                 <w:lang w:val="en-US"/>
               </w:rPr>
-              <w:t xml:space="preserve">{%tr </w:t>
-            </w:r>
-            <w:proofErr w:type="spellStart"/>
-            <w:r>
-              <w:rPr>
-                <w:sz w:val="24"/>
-                <w:szCs w:val="24"/>
-                <w:lang w:val="en-US"/>
-              </w:rPr>
-              <w:t>endfor</w:t>
-            </w:r>
-            <w:proofErr w:type="spellEnd"/>
-            <w:r>
-              <w:rPr>
-                <w:sz w:val="24"/>
-                <w:szCs w:val="24"/>
-                <w:lang w:val="en-US"/>
-              </w:rPr>
-              <w:t xml:space="preserve"> %}</w:t>
+              <w:t>{%tr endfor %}</w:t>
             </w:r>
           </w:p>
         </w:tc>
@@ -12004,7 +11609,6 @@
     <w:p>
       <w:pPr>
         <w:pStyle w:val="1"/>
-        <w:suppressAutoHyphens/>
         <w:ind w:firstLine="284"/>
         <w:rPr>
           <w:noProof/>
@@ -12014,7 +11618,19 @@
         <w:rPr>
           <w:noProof/>
         </w:rPr>
-        <w:t xml:space="preserve">6.3. Современные профессиональные базы данных и информационные справочные системы, используемые при осуществлении образовательного процесса по дисциплине </w:t>
+        <w:t>6.</w:t>
+      </w:r>
+      <w:r>
+        <w:rPr>
+          <w:noProof/>
+        </w:rPr>
+        <w:t>3</w:t>
+      </w:r>
+      <w:r>
+        <w:rPr>
+          <w:noProof/>
+        </w:rPr>
+        <w:t xml:space="preserve">. Лицензионное и свободно распространяемое программное обеспечение, используемое при осуществлении образовательного процесса по дисциплине </w:t>
       </w:r>
     </w:p>
     <w:tbl>
@@ -12070,7 +11686,7 @@
                 <w:szCs w:val="24"/>
                 <w:lang w:val="en-US"/>
               </w:rPr>
-              <w:t>Вид БД</w:t>
+              <w:t>Вид ПО</w:t>
             </w:r>
           </w:p>
         </w:tc>
@@ -12101,7 +11717,7 @@
                 <w:szCs w:val="24"/>
                 <w:lang w:val="en-US"/>
               </w:rPr>
-              <w:t>Наименование БД</w:t>
+              <w:t>Наименование ПО</w:t>
             </w:r>
           </w:p>
         </w:tc>
@@ -12146,15 +11762,15 @@
                 <w:szCs w:val="24"/>
                 <w:lang w:val="en-US"/>
               </w:rPr>
-              <w:t xml:space="preserve"> in </w:t>
-            </w:r>
-            <w:r>
-              <w:rPr>
-                <w:sz w:val="24"/>
-                <w:szCs w:val="24"/>
-                <w:lang w:val="en-US"/>
-              </w:rPr>
-              <w:t>databases</w:t>
+              <w:t xml:space="preserve"> in</w:t>
+            </w:r>
+            <w:r>
+              <w:rPr>
+                <w:sz w:val="24"/>
+                <w:szCs w:val="24"/>
+                <w:lang w:val="en-US"/>
+              </w:rPr>
+              <w:t xml:space="preserve"> software</w:t>
             </w:r>
             <w:r>
               <w:rPr>
@@ -12191,25 +11807,7 @@
                 <w:szCs w:val="24"/>
                 <w:lang w:val="en-US"/>
               </w:rPr>
-              <w:t>{{lo.</w:t>
-            </w:r>
-            <w:r>
-              <w:rPr>
-                <w:noProof/>
-                <w:sz w:val="24"/>
-                <w:szCs w:val="24"/>
-                <w:lang w:val="en-US"/>
-              </w:rPr>
-              <w:t>db_type</w:t>
-            </w:r>
-            <w:r>
-              <w:rPr>
-                <w:noProof/>
-                <w:sz w:val="24"/>
-                <w:szCs w:val="24"/>
-                <w:lang w:val="en-US"/>
-              </w:rPr>
-              <w:t>}}</w:t>
+              <w:t>{{lo.soft_type}}</w:t>
             </w:r>
           </w:p>
         </w:tc>
@@ -12236,7 +11834,7 @@
                 <w:szCs w:val="24"/>
                 <w:lang w:val="en-US"/>
               </w:rPr>
-              <w:t>{{lo.url}}</w:t>
+              <w:t>{{lo.name}}</w:t>
             </w:r>
           </w:p>
         </w:tc>
@@ -12265,25 +11863,7 @@
                 <w:szCs w:val="24"/>
                 <w:lang w:val="en-US"/>
               </w:rPr>
-              <w:t xml:space="preserve">{%tr </w:t>
-            </w:r>
-            <w:proofErr w:type="spellStart"/>
-            <w:r>
-              <w:rPr>
-                <w:sz w:val="24"/>
-                <w:szCs w:val="24"/>
-                <w:lang w:val="en-US"/>
-              </w:rPr>
-              <w:t>endfor</w:t>
-            </w:r>
-            <w:proofErr w:type="spellEnd"/>
-            <w:r>
-              <w:rPr>
-                <w:sz w:val="24"/>
-                <w:szCs w:val="24"/>
-                <w:lang w:val="en-US"/>
-              </w:rPr>
-              <w:t xml:space="preserve"> %}</w:t>
+              <w:t>{%tr endfor %}</w:t>
             </w:r>
           </w:p>
         </w:tc>
@@ -12292,6 +11872,7 @@
     <w:p>
       <w:pPr>
         <w:pStyle w:val="1"/>
+        <w:suppressAutoHyphens/>
         <w:ind w:firstLine="284"/>
         <w:rPr>
           <w:noProof/>
@@ -12301,13 +11882,7 @@
         <w:rPr>
           <w:noProof/>
         </w:rPr>
-        <w:t>6</w:t>
-      </w:r>
-      <w:r>
-        <w:rPr>
-          <w:noProof/>
-        </w:rPr>
-        <w:t>.</w:t>
+        <w:t>6.</w:t>
       </w:r>
       <w:r>
         <w:rPr>
@@ -12319,31 +11894,7 @@
         <w:rPr>
           <w:noProof/>
         </w:rPr>
-        <w:t>.</w:t>
-      </w:r>
-      <w:r>
-        <w:rPr>
-          <w:noProof/>
-        </w:rPr>
-        <w:t xml:space="preserve"> </w:t>
-      </w:r>
-      <w:r>
-        <w:rPr>
-          <w:noProof/>
-        </w:rPr>
-        <w:t>Лицензионное и свободно распространяемое программное обеспечение</w:t>
-      </w:r>
-      <w:r>
-        <w:rPr>
-          <w:noProof/>
-        </w:rPr>
-        <w:t>, используемое при осуществлении образовательного процесса по дисциплине</w:t>
-      </w:r>
-      <w:r>
-        <w:rPr>
-          <w:noProof/>
-        </w:rPr>
-        <w:t xml:space="preserve"> </w:t>
+        <w:t xml:space="preserve">. Современные профессиональные базы данных и информационные справочные системы, используемые при осуществлении образовательного процесса по дисциплине </w:t>
       </w:r>
     </w:p>
     <w:tbl>
@@ -12389,17 +11940,15 @@
                 <w:noProof/>
                 <w:sz w:val="24"/>
                 <w:szCs w:val="24"/>
-                <w:lang w:val="en-US"/>
-              </w:rPr>
-            </w:pPr>
-            <w:r>
-              <w:rPr>
-                <w:noProof/>
-                <w:sz w:val="24"/>
-                <w:szCs w:val="24"/>
-                <w:lang w:val="en-US"/>
-              </w:rPr>
-              <w:t>Вид ПО</w:t>
+              </w:rPr>
+            </w:pPr>
+            <w:r>
+              <w:rPr>
+                <w:noProof/>
+                <w:sz w:val="24"/>
+                <w:szCs w:val="24"/>
+              </w:rPr>
+              <w:t>Наименование</w:t>
             </w:r>
           </w:p>
         </w:tc>
@@ -12420,17 +11969,15 @@
                 <w:noProof/>
                 <w:sz w:val="24"/>
                 <w:szCs w:val="24"/>
-                <w:lang w:val="en-US"/>
-              </w:rPr>
-            </w:pPr>
-            <w:r>
-              <w:rPr>
-                <w:noProof/>
-                <w:sz w:val="24"/>
-                <w:szCs w:val="24"/>
-                <w:lang w:val="en-US"/>
-              </w:rPr>
-              <w:t>Наименование ПО</w:t>
+              </w:rPr>
+            </w:pPr>
+            <w:r>
+              <w:rPr>
+                <w:noProof/>
+                <w:sz w:val="24"/>
+                <w:szCs w:val="24"/>
+              </w:rPr>
+              <w:t>Ссылка на информационный ресурс</w:t>
             </w:r>
           </w:p>
         </w:tc>
@@ -12475,31 +12022,23 @@
                 <w:szCs w:val="24"/>
                 <w:lang w:val="en-US"/>
               </w:rPr>
-              <w:t xml:space="preserve"> in</w:t>
-            </w:r>
-            <w:r>
-              <w:rPr>
-                <w:sz w:val="24"/>
-                <w:szCs w:val="24"/>
-                <w:lang w:val="en-US"/>
-              </w:rPr>
-              <w:t xml:space="preserve"> software</w:t>
-            </w:r>
-            <w:r>
-              <w:rPr>
-                <w:sz w:val="24"/>
-                <w:szCs w:val="24"/>
-                <w:lang w:val="en-US"/>
-              </w:rPr>
-              <w:t xml:space="preserve"> </w:t>
-            </w:r>
-            <w:r>
-              <w:rPr>
-                <w:sz w:val="24"/>
-                <w:szCs w:val="24"/>
-                <w:lang w:val="en-US"/>
-              </w:rPr>
-              <w:t>%}</w:t>
+              <w:t xml:space="preserve"> in </w:t>
+            </w:r>
+            <w:r>
+              <w:rPr>
+                <w:sz w:val="24"/>
+                <w:szCs w:val="24"/>
+                <w:lang w:val="en-US"/>
+              </w:rPr>
+              <w:t>databases</w:t>
+            </w:r>
+            <w:r>
+              <w:rPr>
+                <w:sz w:val="24"/>
+                <w:szCs w:val="24"/>
+                <w:lang w:val="en-US"/>
+              </w:rPr>
+              <w:t xml:space="preserve"> %}</w:t>
             </w:r>
           </w:p>
         </w:tc>
@@ -12529,25 +12068,16 @@
                 <w:lang w:val="en-US"/>
               </w:rPr>
               <w:lastRenderedPageBreak/>
-              <w:t>{{lo</w:t>
-            </w:r>
-            <w:r>
-              <w:rPr>
-                <w:noProof/>
-                <w:sz w:val="24"/>
-                <w:szCs w:val="24"/>
-                <w:lang w:val="en-US"/>
-              </w:rPr>
-              <w:t>.</w:t>
-            </w:r>
-            <w:r>
-              <w:rPr>
-                <w:noProof/>
-                <w:sz w:val="24"/>
-                <w:szCs w:val="24"/>
-                <w:lang w:val="en-US"/>
-              </w:rPr>
-              <w:t>soft_type</w:t>
+              <w:t>{{lo.</w:t>
+            </w:r>
+            <w:r>
+              <w:rPr>
+                <w:noProof/>
+                <w:sz w:val="24"/>
+                <w:szCs w:val="24"/>
+                <w:lang w:val="en-US"/>
+              </w:rPr>
+              <w:t>db_type</w:t>
             </w:r>
             <w:r>
               <w:rPr>
@@ -12583,7 +12113,7 @@
                 <w:szCs w:val="24"/>
                 <w:lang w:val="en-US"/>
               </w:rPr>
-              <w:t>{{lo.name}}</w:t>
+              <w:t>{{lo.url}}</w:t>
             </w:r>
           </w:p>
         </w:tc>
@@ -12612,25 +12142,7 @@
                 <w:szCs w:val="24"/>
                 <w:lang w:val="en-US"/>
               </w:rPr>
-              <w:t xml:space="preserve">{%tr </w:t>
-            </w:r>
-            <w:proofErr w:type="spellStart"/>
-            <w:r>
-              <w:rPr>
-                <w:sz w:val="24"/>
-                <w:szCs w:val="24"/>
-                <w:lang w:val="en-US"/>
-              </w:rPr>
-              <w:t>endfor</w:t>
-            </w:r>
-            <w:proofErr w:type="spellEnd"/>
-            <w:r>
-              <w:rPr>
-                <w:sz w:val="24"/>
-                <w:szCs w:val="24"/>
-                <w:lang w:val="en-US"/>
-              </w:rPr>
-              <w:t xml:space="preserve"> %}</w:t>
+              <w:t>{%tr endfor %}</w:t>
             </w:r>
           </w:p>
         </w:tc>
@@ -12873,7 +12385,6 @@
               </w:rPr>
               <w:t xml:space="preserve"> in </w:t>
             </w:r>
-            <w:proofErr w:type="spellStart"/>
             <w:r>
               <w:rPr>
                 <w:sz w:val="24"/>
@@ -12882,7 +12393,6 @@
               </w:rPr>
               <w:t>material_tech</w:t>
             </w:r>
-            <w:proofErr w:type="spellEnd"/>
             <w:r>
               <w:rPr>
                 <w:sz w:val="24"/>
@@ -13008,25 +12518,7 @@
                 <w:szCs w:val="24"/>
                 <w:lang w:val="en-US"/>
               </w:rPr>
-              <w:t xml:space="preserve">{%tr </w:t>
-            </w:r>
-            <w:proofErr w:type="spellStart"/>
-            <w:r>
-              <w:rPr>
-                <w:sz w:val="24"/>
-                <w:szCs w:val="24"/>
-                <w:lang w:val="en-US"/>
-              </w:rPr>
-              <w:t>endfor</w:t>
-            </w:r>
-            <w:proofErr w:type="spellEnd"/>
-            <w:r>
-              <w:rPr>
-                <w:sz w:val="24"/>
-                <w:szCs w:val="24"/>
-                <w:lang w:val="en-US"/>
-              </w:rPr>
-              <w:t xml:space="preserve"> %}</w:t>
+              <w:t>{%tr endfor %}</w:t>
             </w:r>
           </w:p>
         </w:tc>
@@ -13201,21 +12693,7 @@
       <w:rPr>
         <w:lang w:val="en-US"/>
       </w:rPr>
-      <w:t>{{</w:t>
-    </w:r>
-    <w:proofErr w:type="spellStart"/>
-    <w:r>
-      <w:rPr>
-        <w:lang w:val="en-US"/>
-      </w:rPr>
-      <w:t>publish_year</w:t>
-    </w:r>
-    <w:proofErr w:type="spellEnd"/>
-    <w:r>
-      <w:rPr>
-        <w:lang w:val="en-US"/>
-      </w:rPr>
-      <w:t>}}</w:t>
+      <w:t>{{publish_year}}</w:t>
     </w:r>
   </w:p>
 </w:ftr>

--- a/backend/app/templates/rpd_template.docx
+++ b/backend/app/templates/rpd_template.docx
@@ -201,54 +201,6 @@
     </w:p>
     <w:p>
       <w:pPr>
-        <w:rPr>
-          <w:noProof/>
-        </w:rPr>
-      </w:pPr>
-    </w:p>
-    <w:p>
-      <w:pPr>
-        <w:suppressAutoHyphens/>
-        <w:ind w:left="6237" w:right="-263" w:firstLine="0"/>
-        <w:rPr>
-          <w:b/>
-          <w:bCs/>
-        </w:rPr>
-      </w:pPr>
-      <w:bookmarkStart w:id="0" w:name="OLE_LINK1"/>
-      <w:bookmarkStart w:id="1" w:name="OLE_LINK2"/>
-      <w:r>
-        <w:rPr>
-          <w:b/>
-          <w:bCs/>
-        </w:rPr>
-        <w:t>УТВЕРЖДАЮ</w:t>
-      </w:r>
-    </w:p>
-    <w:p>
-      <w:pPr>
-        <w:suppressAutoHyphens/>
-        <w:ind w:left="6237" w:right="-263" w:firstLine="0"/>
-        <w:jc w:val="left"/>
-        <w:rPr>
-          <w:lang w:val="en-US"/>
-        </w:rPr>
-      </w:pPr>
-      <w:r>
-        <w:rPr>
-          <w:lang w:val="en-US"/>
-        </w:rPr>
-        <w:t>{{</w:t>
-      </w:r>
-      <w:r>
-        <w:rPr>
-          <w:lang w:val="en-US"/>
-        </w:rPr>
-        <w:t>rector_position}}</w:t>
-      </w:r>
-    </w:p>
-    <w:p>
-      <w:pPr>
         <w:suppressAutoHyphens/>
         <w:ind w:right="-263"/>
         <w:jc w:val="left"/>
@@ -256,61 +208,396 @@
           <w:lang w:val="en-US"/>
         </w:rPr>
       </w:pPr>
+      <w:bookmarkStart w:id="0" w:name="OLE_LINK1"/>
+      <w:bookmarkStart w:id="1" w:name="OLE_LINK2"/>
     </w:p>
+    <w:tbl>
+      <w:tblPr>
+        <w:tblStyle w:val="ae"/>
+        <w:tblW w:w="3827" w:type="dxa"/>
+        <w:tblInd w:w="6101" w:type="dxa"/>
+        <w:tblBorders>
+          <w:top w:val="none" w:sz="0" w:space="0" w:color="auto"/>
+          <w:left w:val="none" w:sz="0" w:space="0" w:color="auto"/>
+          <w:bottom w:val="none" w:sz="0" w:space="0" w:color="auto"/>
+          <w:right w:val="none" w:sz="0" w:space="0" w:color="auto"/>
+          <w:insideH w:val="none" w:sz="0" w:space="0" w:color="auto"/>
+          <w:insideV w:val="none" w:sz="0" w:space="0" w:color="auto"/>
+        </w:tblBorders>
+        <w:tblLayout w:type="fixed"/>
+        <w:tblCellMar>
+          <w:top w:w="57" w:type="dxa"/>
+          <w:left w:w="0" w:type="dxa"/>
+          <w:right w:w="0" w:type="dxa"/>
+        </w:tblCellMar>
+        <w:tblLook w:val="04A0" w:firstRow="1" w:lastRow="0" w:firstColumn="1" w:lastColumn="0" w:noHBand="0" w:noVBand="1"/>
+      </w:tblPr>
+      <w:tblGrid>
+        <w:gridCol w:w="170"/>
+        <w:gridCol w:w="397"/>
+        <w:gridCol w:w="278"/>
+        <w:gridCol w:w="411"/>
+        <w:gridCol w:w="870"/>
+        <w:gridCol w:w="411"/>
+        <w:gridCol w:w="397"/>
+        <w:gridCol w:w="893"/>
+      </w:tblGrid>
+      <w:tr>
+        <w:trPr>
+          <w:trHeight w:val="349"/>
+        </w:trPr>
+        <w:tc>
+          <w:tcPr>
+            <w:tcW w:w="2126" w:type="dxa"/>
+            <w:gridSpan w:val="5"/>
+          </w:tcPr>
+          <w:p>
+            <w:pPr>
+              <w:suppressAutoHyphens/>
+              <w:ind w:firstLine="0"/>
+              <w:rPr>
+                <w:lang w:val="en-US"/>
+              </w:rPr>
+            </w:pPr>
+            <w:bookmarkStart w:id="2" w:name="_Hlk230620447"/>
+            <w:r>
+              <w:rPr>
+                <w:b/>
+                <w:bCs/>
+              </w:rPr>
+              <w:t>УТВЕРЖДАЮ</w:t>
+            </w:r>
+          </w:p>
+        </w:tc>
+        <w:tc>
+          <w:tcPr>
+            <w:tcW w:w="1701" w:type="dxa"/>
+            <w:gridSpan w:val="3"/>
+          </w:tcPr>
+          <w:p>
+            <w:pPr>
+              <w:suppressAutoHyphens/>
+              <w:ind w:firstLine="0"/>
+              <w:jc w:val="left"/>
+              <w:rPr>
+                <w:lang w:val="en-US"/>
+              </w:rPr>
+            </w:pPr>
+          </w:p>
+        </w:tc>
+      </w:tr>
+      <w:tr>
+        <w:trPr>
+          <w:trHeight w:val="273"/>
+        </w:trPr>
+        <w:tc>
+          <w:tcPr>
+            <w:tcW w:w="3827" w:type="dxa"/>
+            <w:gridSpan w:val="8"/>
+          </w:tcPr>
+          <w:p>
+            <w:pPr>
+              <w:suppressAutoHyphens/>
+              <w:ind w:firstLine="0"/>
+              <w:jc w:val="left"/>
+              <w:rPr>
+                <w:lang w:val="en-US"/>
+              </w:rPr>
+            </w:pPr>
+            <w:r>
+              <w:rPr>
+                <w:lang w:val="en-US"/>
+              </w:rPr>
+              <w:t>{{</w:t>
+            </w:r>
+            <w:proofErr w:type="spellStart"/>
+            <w:r>
+              <w:rPr>
+                <w:lang w:val="en-US"/>
+              </w:rPr>
+              <w:t>rector_position</w:t>
+            </w:r>
+            <w:proofErr w:type="spellEnd"/>
+            <w:r>
+              <w:rPr>
+                <w:lang w:val="en-US"/>
+              </w:rPr>
+              <w:t>}}</w:t>
+            </w:r>
+          </w:p>
+          <w:p>
+            <w:pPr>
+              <w:suppressAutoHyphens/>
+              <w:ind w:firstLine="0"/>
+              <w:jc w:val="left"/>
+              <w:rPr>
+                <w:lang w:val="en-US"/>
+              </w:rPr>
+            </w:pPr>
+          </w:p>
+        </w:tc>
+      </w:tr>
+      <w:tr>
+        <w:trPr>
+          <w:trHeight w:val="320"/>
+        </w:trPr>
+        <w:tc>
+          <w:tcPr>
+            <w:tcW w:w="1256" w:type="dxa"/>
+            <w:gridSpan w:val="4"/>
+            <w:tcBorders>
+              <w:bottom w:val="single" w:sz="4" w:space="0" w:color="auto"/>
+            </w:tcBorders>
+          </w:tcPr>
+          <w:p>
+            <w:pPr>
+              <w:tabs>
+                <w:tab w:val="left" w:pos="436"/>
+              </w:tabs>
+              <w:suppressAutoHyphens/>
+              <w:ind w:firstLine="0"/>
+              <w:jc w:val="left"/>
+              <w:rPr>
+                <w:lang w:val="en-US"/>
+              </w:rPr>
+            </w:pPr>
+            <w:r>
+              <w:rPr>
+                <w:lang w:val="en-US"/>
+              </w:rPr>
+              <w:tab/>
+            </w:r>
+          </w:p>
+        </w:tc>
+        <w:tc>
+          <w:tcPr>
+            <w:tcW w:w="2571" w:type="dxa"/>
+            <w:gridSpan w:val="4"/>
+          </w:tcPr>
+          <w:p>
+            <w:pPr>
+              <w:suppressAutoHyphens/>
+              <w:ind w:firstLine="0"/>
+              <w:jc w:val="left"/>
+              <w:rPr>
+                <w:lang w:val="en-US"/>
+              </w:rPr>
+            </w:pPr>
+            <w:r>
+              <w:rPr>
+                <w:lang w:val="en-US"/>
+              </w:rPr>
+              <w:t xml:space="preserve"> </w:t>
+            </w:r>
+            <w:r>
+              <w:rPr>
+                <w:lang w:val="en-US"/>
+              </w:rPr>
+              <w:t>{{</w:t>
+            </w:r>
+            <w:proofErr w:type="spellStart"/>
+            <w:r>
+              <w:rPr>
+                <w:lang w:val="en-US"/>
+              </w:rPr>
+              <w:t>rector_name</w:t>
+            </w:r>
+            <w:proofErr w:type="spellEnd"/>
+            <w:r>
+              <w:rPr>
+                <w:lang w:val="en-US"/>
+              </w:rPr>
+              <w:t>}}</w:t>
+            </w:r>
+          </w:p>
+        </w:tc>
+      </w:tr>
+      <w:tr>
+        <w:trPr>
+          <w:trHeight w:val="376"/>
+        </w:trPr>
+        <w:tc>
+          <w:tcPr>
+            <w:tcW w:w="170" w:type="dxa"/>
+          </w:tcPr>
+          <w:p>
+            <w:pPr>
+              <w:suppressAutoHyphens/>
+              <w:ind w:firstLine="0"/>
+              <w:rPr>
+                <w:lang w:val="en-US"/>
+              </w:rPr>
+            </w:pPr>
+            <w:r>
+              <w:rPr>
+                <w:lang w:val="en-US"/>
+              </w:rPr>
+              <w:t>«</w:t>
+            </w:r>
+          </w:p>
+        </w:tc>
+        <w:tc>
+          <w:tcPr>
+            <w:tcW w:w="397" w:type="dxa"/>
+            <w:tcBorders>
+              <w:bottom w:val="single" w:sz="4" w:space="0" w:color="auto"/>
+            </w:tcBorders>
+          </w:tcPr>
+          <w:p>
+            <w:pPr>
+              <w:suppressAutoHyphens/>
+              <w:ind w:firstLine="0"/>
+              <w:jc w:val="center"/>
+              <w:rPr>
+                <w:lang w:val="en-US"/>
+              </w:rPr>
+            </w:pPr>
+            <w:r>
+              <w:rPr>
+                <w:lang w:val="en-US"/>
+              </w:rPr>
+              <w:t>{{day}}</w:t>
+            </w:r>
+          </w:p>
+        </w:tc>
+        <w:tc>
+          <w:tcPr>
+            <w:tcW w:w="278" w:type="dxa"/>
+          </w:tcPr>
+          <w:p>
+            <w:pPr>
+              <w:suppressAutoHyphens/>
+              <w:ind w:firstLine="0"/>
+              <w:rPr>
+                <w:lang w:val="en-US"/>
+              </w:rPr>
+            </w:pPr>
+            <w:r>
+              <w:rPr>
+                <w:lang w:val="en-US"/>
+              </w:rPr>
+              <w:t>»</w:t>
+            </w:r>
+          </w:p>
+        </w:tc>
+        <w:tc>
+          <w:tcPr>
+            <w:tcW w:w="1281" w:type="dxa"/>
+            <w:gridSpan w:val="2"/>
+            <w:tcBorders>
+              <w:bottom w:val="single" w:sz="4" w:space="0" w:color="auto"/>
+            </w:tcBorders>
+          </w:tcPr>
+          <w:p>
+            <w:pPr>
+              <w:suppressAutoHyphens/>
+              <w:ind w:firstLine="0"/>
+              <w:jc w:val="center"/>
+              <w:rPr>
+                <w:lang w:val="en-US"/>
+              </w:rPr>
+            </w:pPr>
+            <w:r>
+              <w:rPr>
+                <w:lang w:val="en-US"/>
+              </w:rPr>
+              <w:t>{{month}}</w:t>
+            </w:r>
+          </w:p>
+        </w:tc>
+        <w:tc>
+          <w:tcPr>
+            <w:tcW w:w="411" w:type="dxa"/>
+            <w:tcBorders>
+              <w:left w:val="nil"/>
+            </w:tcBorders>
+          </w:tcPr>
+          <w:p>
+            <w:pPr>
+              <w:suppressAutoHyphens/>
+              <w:ind w:firstLine="0"/>
+              <w:rPr>
+                <w:lang w:val="en-US"/>
+              </w:rPr>
+            </w:pPr>
+            <w:r>
+              <w:t xml:space="preserve"> 2</w:t>
+            </w:r>
+            <w:r>
+              <w:rPr>
+                <w:lang w:val="en-US"/>
+              </w:rPr>
+              <w:t>0</w:t>
+            </w:r>
+          </w:p>
+        </w:tc>
+        <w:tc>
+          <w:tcPr>
+            <w:tcW w:w="397" w:type="dxa"/>
+            <w:tcBorders>
+              <w:bottom w:val="single" w:sz="4" w:space="0" w:color="auto"/>
+            </w:tcBorders>
+          </w:tcPr>
+          <w:p>
+            <w:pPr>
+              <w:suppressAutoHyphens/>
+              <w:ind w:firstLine="0"/>
+              <w:jc w:val="center"/>
+              <w:rPr>
+                <w:lang w:val="en-US"/>
+              </w:rPr>
+            </w:pPr>
+            <w:r>
+              <w:rPr>
+                <w:lang w:val="en-US"/>
+              </w:rPr>
+              <w:t>{{year}}</w:t>
+            </w:r>
+          </w:p>
+        </w:tc>
+        <w:tc>
+          <w:tcPr>
+            <w:tcW w:w="893" w:type="dxa"/>
+          </w:tcPr>
+          <w:p>
+            <w:pPr>
+              <w:suppressAutoHyphens/>
+              <w:ind w:firstLine="0"/>
+              <w:rPr>
+                <w:lang w:val="en-US"/>
+              </w:rPr>
+            </w:pPr>
+            <w:r>
+              <w:t>г</w:t>
+            </w:r>
+            <w:r>
+              <w:rPr>
+                <w:lang w:val="en-US"/>
+              </w:rPr>
+              <w:t>.</w:t>
+            </w:r>
+          </w:p>
+        </w:tc>
+      </w:tr>
+      <w:bookmarkEnd w:id="0"/>
+      <w:bookmarkEnd w:id="1"/>
+      <w:bookmarkEnd w:id="2"/>
+    </w:tbl>
     <w:p>
       <w:pPr>
-        <w:suppressAutoHyphens/>
-        <w:ind w:left="6237" w:right="-263" w:firstLine="0"/>
-        <w:jc w:val="left"/>
         <w:rPr>
           <w:lang w:val="en-US"/>
         </w:rPr>
       </w:pPr>
-      <w:r>
-        <w:rPr>
-          <w:lang w:val="en-US"/>
-        </w:rPr>
-        <w:t xml:space="preserve">___________ </w:t>
-      </w:r>
-      <w:r>
-        <w:rPr>
-          <w:lang w:val="en-US"/>
-        </w:rPr>
-        <w:t>{{rector_name}}</w:t>
-      </w:r>
     </w:p>
     <w:p>
       <w:pPr>
-        <w:suppressAutoHyphens/>
-        <w:spacing w:before="120"/>
-        <w:ind w:left="6237" w:right="-263" w:firstLine="0"/>
+        <w:jc w:val="center"/>
         <w:rPr>
-          <w:u w:val="single"/>
-          <w:lang w:val="en-US"/>
-        </w:rPr>
-      </w:pPr>
-      <w:r>
-        <w:rPr>
-          <w:lang w:val="en-US"/>
-        </w:rPr>
-        <w:t>«___» _____________ 20__</w:t>
-      </w:r>
-      <w:r>
-        <w:t>г</w:t>
-      </w:r>
-      <w:r>
-        <w:rPr>
-          <w:lang w:val="en-US"/>
-        </w:rPr>
-        <w:t>.</w:t>
-      </w:r>
-    </w:p>
-    <w:bookmarkEnd w:id="0"/>
-    <w:bookmarkEnd w:id="1"/>
-    <w:p>
-      <w:pPr>
-        <w:rPr>
-          <w:lang w:val="en-US"/>
+          <w:b/>
+          <w:bCs/>
+          <w:noProof/>
+          <w:lang w:eastAsia="ar-SA"/>
         </w:rPr>
       </w:pPr>
     </w:p>
@@ -338,17 +625,9 @@
     </w:p>
     <w:p>
       <w:pPr>
-        <w:jc w:val="center"/>
-        <w:rPr>
-          <w:b/>
-          <w:bCs/>
-          <w:noProof/>
-          <w:lang w:val="en-US" w:eastAsia="ar-SA"/>
-        </w:rPr>
-      </w:pPr>
-    </w:p>
-    <w:p>
-      <w:pPr>
+        <w:tabs>
+          <w:tab w:val="left" w:pos="6237"/>
+        </w:tabs>
         <w:jc w:val="center"/>
         <w:rPr>
           <w:b/>
@@ -1814,7 +2093,25 @@
                 <w:szCs w:val="24"/>
                 <w:lang w:val="en-US"/>
               </w:rPr>
-              <w:t>{%tr for lo in learning_outcomes %}</w:t>
+              <w:t xml:space="preserve">{%tr for lo in </w:t>
+            </w:r>
+            <w:proofErr w:type="spellStart"/>
+            <w:r>
+              <w:rPr>
+                <w:sz w:val="24"/>
+                <w:szCs w:val="24"/>
+                <w:lang w:val="en-US"/>
+              </w:rPr>
+              <w:t>learning_outcomes</w:t>
+            </w:r>
+            <w:proofErr w:type="spellEnd"/>
+            <w:r>
+              <w:rPr>
+                <w:sz w:val="24"/>
+                <w:szCs w:val="24"/>
+                <w:lang w:val="en-US"/>
+              </w:rPr>
+              <w:t xml:space="preserve"> %}</w:t>
             </w:r>
           </w:p>
         </w:tc>
@@ -1844,7 +2141,35 @@
                 <w:szCs w:val="24"/>
                 <w:lang w:val="en-US"/>
               </w:rPr>
-              <w:t>{{lo.competency_code}}</w:t>
+              <w:t>{{</w:t>
+            </w:r>
+            <w:proofErr w:type="spellStart"/>
+            <w:proofErr w:type="gramStart"/>
+            <w:r>
+              <w:rPr>
+                <w:sz w:val="24"/>
+                <w:szCs w:val="24"/>
+                <w:lang w:val="en-US"/>
+              </w:rPr>
+              <w:t>lo.competency</w:t>
+            </w:r>
+            <w:proofErr w:type="gramEnd"/>
+            <w:r>
+              <w:rPr>
+                <w:sz w:val="24"/>
+                <w:szCs w:val="24"/>
+                <w:lang w:val="en-US"/>
+              </w:rPr>
+              <w:t>_code</w:t>
+            </w:r>
+            <w:proofErr w:type="spellEnd"/>
+            <w:r>
+              <w:rPr>
+                <w:sz w:val="24"/>
+                <w:szCs w:val="24"/>
+                <w:lang w:val="en-US"/>
+              </w:rPr>
+              <w:t>}}</w:t>
             </w:r>
           </w:p>
         </w:tc>
@@ -2008,7 +2333,25 @@
                 <w:szCs w:val="24"/>
                 <w:lang w:val="en-US"/>
               </w:rPr>
-              <w:t>{%tr endfor %}</w:t>
+              <w:t xml:space="preserve">{%tr </w:t>
+            </w:r>
+            <w:proofErr w:type="spellStart"/>
+            <w:r>
+              <w:rPr>
+                <w:sz w:val="24"/>
+                <w:szCs w:val="24"/>
+                <w:lang w:val="en-US"/>
+              </w:rPr>
+              <w:t>endfor</w:t>
+            </w:r>
+            <w:proofErr w:type="spellEnd"/>
+            <w:r>
+              <w:rPr>
+                <w:sz w:val="24"/>
+                <w:szCs w:val="24"/>
+                <w:lang w:val="en-US"/>
+              </w:rPr>
+              <w:t xml:space="preserve"> %}</w:t>
             </w:r>
           </w:p>
         </w:tc>
@@ -5803,6 +6146,7 @@
               </w:rPr>
               <w:t xml:space="preserve">{%tr for </w:t>
             </w:r>
+            <w:proofErr w:type="spellStart"/>
             <w:r>
               <w:rPr>
                 <w:sz w:val="24"/>
@@ -5811,6 +6155,7 @@
               </w:rPr>
               <w:t>sem</w:t>
             </w:r>
+            <w:proofErr w:type="spellEnd"/>
             <w:r>
               <w:rPr>
                 <w:sz w:val="24"/>
@@ -5819,6 +6164,7 @@
               </w:rPr>
               <w:t xml:space="preserve"> in </w:t>
             </w:r>
+            <w:proofErr w:type="spellStart"/>
             <w:r>
               <w:rPr>
                 <w:sz w:val="24"/>
@@ -5835,6 +6181,7 @@
               </w:rPr>
               <w:t>semesters</w:t>
             </w:r>
+            <w:proofErr w:type="spellEnd"/>
             <w:r>
               <w:rPr>
                 <w:sz w:val="24"/>
@@ -5872,7 +6219,17 @@
                 <w:szCs w:val="24"/>
                 <w:lang w:val="en-US"/>
               </w:rPr>
-              <w:t>{{se</w:t>
+              <w:t>{{</w:t>
+            </w:r>
+            <w:proofErr w:type="spellStart"/>
+            <w:proofErr w:type="gramStart"/>
+            <w:r>
+              <w:rPr>
+                <w:sz w:val="24"/>
+                <w:szCs w:val="24"/>
+                <w:lang w:val="en-US"/>
+              </w:rPr>
+              <w:t>se</w:t>
             </w:r>
             <w:r>
               <w:rPr>
@@ -5898,6 +6255,8 @@
               </w:rPr>
               <w:t>number</w:t>
             </w:r>
+            <w:proofErr w:type="spellEnd"/>
+            <w:proofErr w:type="gramEnd"/>
             <w:r>
               <w:rPr>
                 <w:sz w:val="24"/>
@@ -5962,6 +6321,8 @@
               </w:rPr>
               <w:t xml:space="preserve"> in </w:t>
             </w:r>
+            <w:proofErr w:type="spellStart"/>
+            <w:proofErr w:type="gramStart"/>
             <w:r>
               <w:rPr>
                 <w:sz w:val="24"/>
@@ -5970,6 +6331,8 @@
               </w:rPr>
               <w:t>sem.sections</w:t>
             </w:r>
+            <w:proofErr w:type="spellEnd"/>
+            <w:proofErr w:type="gramEnd"/>
             <w:r>
               <w:rPr>
                 <w:sz w:val="24"/>
@@ -6722,7 +7085,25 @@
                 <w:szCs w:val="24"/>
                 <w:lang w:val="en-US"/>
               </w:rPr>
-              <w:t>{%tr endfor %}</w:t>
+              <w:t xml:space="preserve">{%tr </w:t>
+            </w:r>
+            <w:proofErr w:type="spellStart"/>
+            <w:r>
+              <w:rPr>
+                <w:sz w:val="24"/>
+                <w:szCs w:val="24"/>
+                <w:lang w:val="en-US"/>
+              </w:rPr>
+              <w:t>endfor</w:t>
+            </w:r>
+            <w:proofErr w:type="spellEnd"/>
+            <w:r>
+              <w:rPr>
+                <w:sz w:val="24"/>
+                <w:szCs w:val="24"/>
+                <w:lang w:val="en-US"/>
+              </w:rPr>
+              <w:t xml:space="preserve"> %}</w:t>
             </w:r>
           </w:p>
         </w:tc>
@@ -7094,6 +7475,7 @@
               </w:rPr>
               <w:t xml:space="preserve"> in </w:t>
             </w:r>
+            <w:proofErr w:type="spellStart"/>
             <w:r>
               <w:rPr>
                 <w:sz w:val="24"/>
@@ -7102,6 +7484,7 @@
               </w:rPr>
               <w:t>practical_topics</w:t>
             </w:r>
+            <w:proofErr w:type="spellEnd"/>
             <w:r>
               <w:rPr>
                 <w:sz w:val="24"/>
@@ -7139,7 +7522,27 @@
                 <w:szCs w:val="24"/>
                 <w:lang w:val="en-US"/>
               </w:rPr>
-              <w:t>{{lo.index}}</w:t>
+              <w:t>{{</w:t>
+            </w:r>
+            <w:proofErr w:type="spellStart"/>
+            <w:proofErr w:type="gramStart"/>
+            <w:r>
+              <w:rPr>
+                <w:sz w:val="24"/>
+                <w:szCs w:val="24"/>
+                <w:lang w:val="en-US"/>
+              </w:rPr>
+              <w:t>lo.index</w:t>
+            </w:r>
+            <w:proofErr w:type="spellEnd"/>
+            <w:proofErr w:type="gramEnd"/>
+            <w:r>
+              <w:rPr>
+                <w:sz w:val="24"/>
+                <w:szCs w:val="24"/>
+                <w:lang w:val="en-US"/>
+              </w:rPr>
+              <w:t>}}</w:t>
             </w:r>
           </w:p>
         </w:tc>
@@ -7165,7 +7568,27 @@
                 <w:szCs w:val="24"/>
                 <w:lang w:val="en-US"/>
               </w:rPr>
-              <w:t>{{lo.title}}</w:t>
+              <w:t>{{</w:t>
+            </w:r>
+            <w:proofErr w:type="spellStart"/>
+            <w:proofErr w:type="gramStart"/>
+            <w:r>
+              <w:rPr>
+                <w:sz w:val="24"/>
+                <w:szCs w:val="24"/>
+                <w:lang w:val="en-US"/>
+              </w:rPr>
+              <w:t>lo.title</w:t>
+            </w:r>
+            <w:proofErr w:type="spellEnd"/>
+            <w:proofErr w:type="gramEnd"/>
+            <w:r>
+              <w:rPr>
+                <w:sz w:val="24"/>
+                <w:szCs w:val="24"/>
+                <w:lang w:val="en-US"/>
+              </w:rPr>
+              <w:t>}}</w:t>
             </w:r>
           </w:p>
         </w:tc>
@@ -7198,7 +7621,25 @@
                 <w:szCs w:val="24"/>
                 <w:lang w:val="en-US"/>
               </w:rPr>
-              <w:t>{%tr endfor %}</w:t>
+              <w:t xml:space="preserve">{%tr </w:t>
+            </w:r>
+            <w:proofErr w:type="spellStart"/>
+            <w:r>
+              <w:rPr>
+                <w:sz w:val="24"/>
+                <w:szCs w:val="24"/>
+                <w:lang w:val="en-US"/>
+              </w:rPr>
+              <w:t>endfor</w:t>
+            </w:r>
+            <w:proofErr w:type="spellEnd"/>
+            <w:r>
+              <w:rPr>
+                <w:sz w:val="24"/>
+                <w:szCs w:val="24"/>
+                <w:lang w:val="en-US"/>
+              </w:rPr>
+              <w:t xml:space="preserve"> %}</w:t>
             </w:r>
           </w:p>
         </w:tc>
@@ -7481,6 +7922,7 @@
               </w:rPr>
               <w:t xml:space="preserve"> in </w:t>
             </w:r>
+            <w:proofErr w:type="spellStart"/>
             <w:r>
               <w:rPr>
                 <w:sz w:val="24"/>
@@ -7497,6 +7939,7 @@
               </w:rPr>
               <w:t>_topics</w:t>
             </w:r>
+            <w:proofErr w:type="spellEnd"/>
             <w:r>
               <w:rPr>
                 <w:sz w:val="24"/>
@@ -7534,7 +7977,27 @@
                 <w:szCs w:val="24"/>
                 <w:lang w:val="en-US"/>
               </w:rPr>
-              <w:t>{{lo.index}}</w:t>
+              <w:t>{{</w:t>
+            </w:r>
+            <w:proofErr w:type="spellStart"/>
+            <w:proofErr w:type="gramStart"/>
+            <w:r>
+              <w:rPr>
+                <w:sz w:val="24"/>
+                <w:szCs w:val="24"/>
+                <w:lang w:val="en-US"/>
+              </w:rPr>
+              <w:t>lo.index</w:t>
+            </w:r>
+            <w:proofErr w:type="spellEnd"/>
+            <w:proofErr w:type="gramEnd"/>
+            <w:r>
+              <w:rPr>
+                <w:sz w:val="24"/>
+                <w:szCs w:val="24"/>
+                <w:lang w:val="en-US"/>
+              </w:rPr>
+              <w:t>}}</w:t>
             </w:r>
           </w:p>
         </w:tc>
@@ -7562,7 +8025,27 @@
                 <w:szCs w:val="24"/>
                 <w:lang w:val="en-US"/>
               </w:rPr>
-              <w:t>{{lo.title}}</w:t>
+              <w:t>{{</w:t>
+            </w:r>
+            <w:proofErr w:type="spellStart"/>
+            <w:proofErr w:type="gramStart"/>
+            <w:r>
+              <w:rPr>
+                <w:sz w:val="24"/>
+                <w:szCs w:val="24"/>
+                <w:lang w:val="en-US"/>
+              </w:rPr>
+              <w:t>lo.title</w:t>
+            </w:r>
+            <w:proofErr w:type="spellEnd"/>
+            <w:proofErr w:type="gramEnd"/>
+            <w:r>
+              <w:rPr>
+                <w:sz w:val="24"/>
+                <w:szCs w:val="24"/>
+                <w:lang w:val="en-US"/>
+              </w:rPr>
+              <w:t>}}</w:t>
             </w:r>
           </w:p>
         </w:tc>
@@ -7594,7 +8077,25 @@
                 <w:szCs w:val="24"/>
                 <w:lang w:val="en-US"/>
               </w:rPr>
-              <w:t>{%tr endfor %}</w:t>
+              <w:t xml:space="preserve">{%tr </w:t>
+            </w:r>
+            <w:proofErr w:type="spellStart"/>
+            <w:r>
+              <w:rPr>
+                <w:sz w:val="24"/>
+                <w:szCs w:val="24"/>
+                <w:lang w:val="en-US"/>
+              </w:rPr>
+              <w:t>endfor</w:t>
+            </w:r>
+            <w:proofErr w:type="spellEnd"/>
+            <w:r>
+              <w:rPr>
+                <w:sz w:val="24"/>
+                <w:szCs w:val="24"/>
+                <w:lang w:val="en-US"/>
+              </w:rPr>
+              <w:t xml:space="preserve"> %}</w:t>
             </w:r>
           </w:p>
         </w:tc>
@@ -7856,7 +8357,7 @@
                 <w:lang w:val="en-US"/>
               </w:rPr>
             </w:pPr>
-            <w:bookmarkStart w:id="2" w:name="_Hlk227620446"/>
+            <w:bookmarkStart w:id="3" w:name="_Hlk227620446"/>
             <w:r>
               <w:rPr>
                 <w:noProof/>
@@ -7914,7 +8415,7 @@
         </w:tc>
       </w:tr>
     </w:tbl>
-    <w:bookmarkEnd w:id="2"/>
+    <w:bookmarkEnd w:id="3"/>
     <w:p>
       <w:pPr>
         <w:pStyle w:val="1"/>
@@ -8243,6 +8744,7 @@
               </w:rPr>
               <w:t xml:space="preserve"> in </w:t>
             </w:r>
+            <w:proofErr w:type="spellStart"/>
             <w:r>
               <w:rPr>
                 <w:sz w:val="24"/>
@@ -8251,6 +8753,7 @@
               </w:rPr>
               <w:t>literature_main</w:t>
             </w:r>
+            <w:proofErr w:type="spellEnd"/>
             <w:r>
               <w:rPr>
                 <w:sz w:val="24"/>
@@ -8318,6 +8821,7 @@
               </w:rPr>
               <w:t xml:space="preserve"> </w:t>
             </w:r>
+            <w:proofErr w:type="gramStart"/>
             <w:r>
               <w:rPr>
                 <w:sz w:val="24"/>
@@ -8341,6 +8845,7 @@
               </w:rPr>
               <w:t>citation</w:t>
             </w:r>
+            <w:proofErr w:type="gramEnd"/>
             <w:r>
               <w:rPr>
                 <w:sz w:val="24"/>
@@ -8644,7 +9149,25 @@
                 <w:szCs w:val="24"/>
                 <w:lang w:val="en-US"/>
               </w:rPr>
-              <w:t>{%tr endfor %}</w:t>
+              <w:t xml:space="preserve">{%tr </w:t>
+            </w:r>
+            <w:proofErr w:type="spellStart"/>
+            <w:r>
+              <w:rPr>
+                <w:sz w:val="24"/>
+                <w:szCs w:val="24"/>
+                <w:lang w:val="en-US"/>
+              </w:rPr>
+              <w:t>endfor</w:t>
+            </w:r>
+            <w:proofErr w:type="spellEnd"/>
+            <w:r>
+              <w:rPr>
+                <w:sz w:val="24"/>
+                <w:szCs w:val="24"/>
+                <w:lang w:val="en-US"/>
+              </w:rPr>
+              <w:t xml:space="preserve"> %}</w:t>
             </w:r>
           </w:p>
         </w:tc>
@@ -8768,6 +9291,7 @@
               </w:rPr>
               <w:t xml:space="preserve"> in </w:t>
             </w:r>
+            <w:proofErr w:type="spellStart"/>
             <w:r>
               <w:rPr>
                 <w:sz w:val="24"/>
@@ -8776,6 +9300,7 @@
               </w:rPr>
               <w:t>literature_additional_study</w:t>
             </w:r>
+            <w:proofErr w:type="spellEnd"/>
             <w:r>
               <w:rPr>
                 <w:sz w:val="24"/>
@@ -8843,6 +9368,7 @@
               </w:rPr>
               <w:t xml:space="preserve"> </w:t>
             </w:r>
+            <w:proofErr w:type="gramStart"/>
             <w:r>
               <w:rPr>
                 <w:sz w:val="24"/>
@@ -8866,6 +9392,7 @@
               </w:rPr>
               <w:t>citation</w:t>
             </w:r>
+            <w:proofErr w:type="gramEnd"/>
             <w:r>
               <w:rPr>
                 <w:sz w:val="24"/>
@@ -9164,7 +9691,25 @@
                 <w:szCs w:val="24"/>
                 <w:lang w:val="en-US"/>
               </w:rPr>
-              <w:t>{%tr endfor %}</w:t>
+              <w:t xml:space="preserve">{%tr </w:t>
+            </w:r>
+            <w:proofErr w:type="spellStart"/>
+            <w:r>
+              <w:rPr>
+                <w:sz w:val="24"/>
+                <w:szCs w:val="24"/>
+                <w:lang w:val="en-US"/>
+              </w:rPr>
+              <w:t>endfor</w:t>
+            </w:r>
+            <w:proofErr w:type="spellEnd"/>
+            <w:r>
+              <w:rPr>
+                <w:sz w:val="24"/>
+                <w:szCs w:val="24"/>
+                <w:lang w:val="en-US"/>
+              </w:rPr>
+              <w:t xml:space="preserve"> %}</w:t>
             </w:r>
           </w:p>
         </w:tc>
@@ -9280,6 +9825,7 @@
               </w:rPr>
               <w:t xml:space="preserve"> in </w:t>
             </w:r>
+            <w:proofErr w:type="spellStart"/>
             <w:r>
               <w:rPr>
                 <w:sz w:val="24"/>
@@ -9288,6 +9834,7 @@
               </w:rPr>
               <w:t>literature_periodical</w:t>
             </w:r>
+            <w:proofErr w:type="spellEnd"/>
             <w:r>
               <w:rPr>
                 <w:sz w:val="24"/>
@@ -9355,6 +9902,7 @@
               </w:rPr>
               <w:t xml:space="preserve"> </w:t>
             </w:r>
+            <w:proofErr w:type="gramStart"/>
             <w:r>
               <w:rPr>
                 <w:sz w:val="24"/>
@@ -9378,6 +9926,7 @@
               </w:rPr>
               <w:t>citation</w:t>
             </w:r>
+            <w:proofErr w:type="gramEnd"/>
             <w:r>
               <w:rPr>
                 <w:sz w:val="24"/>
@@ -9676,7 +10225,25 @@
                 <w:szCs w:val="24"/>
                 <w:lang w:val="en-US"/>
               </w:rPr>
-              <w:t>{%tr endfor %}</w:t>
+              <w:t xml:space="preserve">{%tr </w:t>
+            </w:r>
+            <w:proofErr w:type="spellStart"/>
+            <w:r>
+              <w:rPr>
+                <w:sz w:val="24"/>
+                <w:szCs w:val="24"/>
+                <w:lang w:val="en-US"/>
+              </w:rPr>
+              <w:t>endfor</w:t>
+            </w:r>
+            <w:proofErr w:type="spellEnd"/>
+            <w:r>
+              <w:rPr>
+                <w:sz w:val="24"/>
+                <w:szCs w:val="24"/>
+                <w:lang w:val="en-US"/>
+              </w:rPr>
+              <w:t xml:space="preserve"> %}</w:t>
             </w:r>
           </w:p>
         </w:tc>
@@ -9784,6 +10351,7 @@
               </w:rPr>
               <w:t xml:space="preserve"> in </w:t>
             </w:r>
+            <w:proofErr w:type="spellStart"/>
             <w:r>
               <w:rPr>
                 <w:sz w:val="24"/>
@@ -9792,6 +10360,7 @@
               </w:rPr>
               <w:t>literature_additional_normative</w:t>
             </w:r>
+            <w:proofErr w:type="spellEnd"/>
             <w:r>
               <w:rPr>
                 <w:sz w:val="24"/>
@@ -9859,6 +10428,7 @@
               </w:rPr>
               <w:t xml:space="preserve"> </w:t>
             </w:r>
+            <w:proofErr w:type="gramStart"/>
             <w:r>
               <w:rPr>
                 <w:sz w:val="24"/>
@@ -9882,6 +10452,7 @@
               </w:rPr>
               <w:t>citation</w:t>
             </w:r>
+            <w:proofErr w:type="gramEnd"/>
             <w:r>
               <w:rPr>
                 <w:sz w:val="24"/>
@@ -10179,7 +10750,25 @@
                 <w:szCs w:val="24"/>
                 <w:lang w:val="en-US"/>
               </w:rPr>
-              <w:t>{%tr endfor %}</w:t>
+              <w:t xml:space="preserve">{%tr </w:t>
+            </w:r>
+            <w:proofErr w:type="spellStart"/>
+            <w:r>
+              <w:rPr>
+                <w:sz w:val="24"/>
+                <w:szCs w:val="24"/>
+                <w:lang w:val="en-US"/>
+              </w:rPr>
+              <w:t>endfor</w:t>
+            </w:r>
+            <w:proofErr w:type="spellEnd"/>
+            <w:r>
+              <w:rPr>
+                <w:sz w:val="24"/>
+                <w:szCs w:val="24"/>
+                <w:lang w:val="en-US"/>
+              </w:rPr>
+              <w:t xml:space="preserve"> %}</w:t>
             </w:r>
           </w:p>
         </w:tc>
@@ -10263,6 +10852,7 @@
               </w:rPr>
               <w:t xml:space="preserve"> in </w:t>
             </w:r>
+            <w:proofErr w:type="spellStart"/>
             <w:r>
               <w:rPr>
                 <w:sz w:val="24"/>
@@ -10271,6 +10861,7 @@
               </w:rPr>
               <w:t>literature_methodical</w:t>
             </w:r>
+            <w:proofErr w:type="spellEnd"/>
             <w:r>
               <w:rPr>
                 <w:sz w:val="24"/>
@@ -10338,6 +10929,7 @@
               </w:rPr>
               <w:t xml:space="preserve"> </w:t>
             </w:r>
+            <w:proofErr w:type="gramStart"/>
             <w:r>
               <w:rPr>
                 <w:sz w:val="24"/>
@@ -10361,6 +10953,7 @@
               </w:rPr>
               <w:t>citation</w:t>
             </w:r>
+            <w:proofErr w:type="gramEnd"/>
             <w:r>
               <w:rPr>
                 <w:sz w:val="24"/>
@@ -10657,7 +11250,25 @@
                 <w:szCs w:val="24"/>
                 <w:lang w:val="en-US"/>
               </w:rPr>
-              <w:t>{%tr endfor %}</w:t>
+              <w:t xml:space="preserve">{%tr </w:t>
+            </w:r>
+            <w:proofErr w:type="spellStart"/>
+            <w:r>
+              <w:rPr>
+                <w:sz w:val="24"/>
+                <w:szCs w:val="24"/>
+                <w:lang w:val="en-US"/>
+              </w:rPr>
+              <w:t>endfor</w:t>
+            </w:r>
+            <w:proofErr w:type="spellEnd"/>
+            <w:r>
+              <w:rPr>
+                <w:sz w:val="24"/>
+                <w:szCs w:val="24"/>
+                <w:lang w:val="en-US"/>
+              </w:rPr>
+              <w:t xml:space="preserve"> %}</w:t>
             </w:r>
           </w:p>
         </w:tc>
@@ -10743,6 +11354,7 @@
               </w:rPr>
               <w:t xml:space="preserve"> in </w:t>
             </w:r>
+            <w:proofErr w:type="spellStart"/>
             <w:r>
               <w:rPr>
                 <w:sz w:val="24"/>
@@ -10751,6 +11363,7 @@
               </w:rPr>
               <w:t>literature_self_study</w:t>
             </w:r>
+            <w:proofErr w:type="spellEnd"/>
             <w:r>
               <w:rPr>
                 <w:sz w:val="24"/>
@@ -10818,6 +11431,7 @@
               </w:rPr>
               <w:t xml:space="preserve"> </w:t>
             </w:r>
+            <w:proofErr w:type="gramStart"/>
             <w:r>
               <w:rPr>
                 <w:sz w:val="24"/>
@@ -10841,6 +11455,7 @@
               </w:rPr>
               <w:t>citation</w:t>
             </w:r>
+            <w:proofErr w:type="gramEnd"/>
             <w:r>
               <w:rPr>
                 <w:sz w:val="24"/>
@@ -11137,7 +11752,25 @@
                 <w:szCs w:val="24"/>
                 <w:lang w:val="en-US"/>
               </w:rPr>
-              <w:t>{%tr endfor %}</w:t>
+              <w:t xml:space="preserve">{%tr </w:t>
+            </w:r>
+            <w:proofErr w:type="spellStart"/>
+            <w:r>
+              <w:rPr>
+                <w:sz w:val="24"/>
+                <w:szCs w:val="24"/>
+                <w:lang w:val="en-US"/>
+              </w:rPr>
+              <w:t>endfor</w:t>
+            </w:r>
+            <w:proofErr w:type="spellEnd"/>
+            <w:r>
+              <w:rPr>
+                <w:sz w:val="24"/>
+                <w:szCs w:val="24"/>
+                <w:lang w:val="en-US"/>
+              </w:rPr>
+              <w:t xml:space="preserve"> %}</w:t>
             </w:r>
           </w:p>
         </w:tc>
@@ -11429,6 +12062,7 @@
               </w:rPr>
               <w:t xml:space="preserve"> in </w:t>
             </w:r>
+            <w:proofErr w:type="spellStart"/>
             <w:r>
               <w:rPr>
                 <w:sz w:val="24"/>
@@ -11437,6 +12071,7 @@
               </w:rPr>
               <w:t>el_literature</w:t>
             </w:r>
+            <w:proofErr w:type="spellEnd"/>
             <w:r>
               <w:rPr>
                 <w:sz w:val="24"/>
@@ -11600,7 +12235,25 @@
                 <w:szCs w:val="24"/>
                 <w:lang w:val="en-US"/>
               </w:rPr>
-              <w:t>{%tr endfor %}</w:t>
+              <w:t xml:space="preserve">{%tr </w:t>
+            </w:r>
+            <w:proofErr w:type="spellStart"/>
+            <w:r>
+              <w:rPr>
+                <w:sz w:val="24"/>
+                <w:szCs w:val="24"/>
+                <w:lang w:val="en-US"/>
+              </w:rPr>
+              <w:t>endfor</w:t>
+            </w:r>
+            <w:proofErr w:type="spellEnd"/>
+            <w:r>
+              <w:rPr>
+                <w:sz w:val="24"/>
+                <w:szCs w:val="24"/>
+                <w:lang w:val="en-US"/>
+              </w:rPr>
+              <w:t xml:space="preserve"> %}</w:t>
             </w:r>
           </w:p>
         </w:tc>
@@ -11863,7 +12516,25 @@
                 <w:szCs w:val="24"/>
                 <w:lang w:val="en-US"/>
               </w:rPr>
-              <w:t>{%tr endfor %}</w:t>
+              <w:t xml:space="preserve">{%tr </w:t>
+            </w:r>
+            <w:proofErr w:type="spellStart"/>
+            <w:r>
+              <w:rPr>
+                <w:sz w:val="24"/>
+                <w:szCs w:val="24"/>
+                <w:lang w:val="en-US"/>
+              </w:rPr>
+              <w:t>endfor</w:t>
+            </w:r>
+            <w:proofErr w:type="spellEnd"/>
+            <w:r>
+              <w:rPr>
+                <w:sz w:val="24"/>
+                <w:szCs w:val="24"/>
+                <w:lang w:val="en-US"/>
+              </w:rPr>
+              <w:t xml:space="preserve"> %}</w:t>
             </w:r>
           </w:p>
         </w:tc>
@@ -12142,7 +12813,25 @@
                 <w:szCs w:val="24"/>
                 <w:lang w:val="en-US"/>
               </w:rPr>
-              <w:t>{%tr endfor %}</w:t>
+              <w:t xml:space="preserve">{%tr </w:t>
+            </w:r>
+            <w:proofErr w:type="spellStart"/>
+            <w:r>
+              <w:rPr>
+                <w:sz w:val="24"/>
+                <w:szCs w:val="24"/>
+                <w:lang w:val="en-US"/>
+              </w:rPr>
+              <w:t>endfor</w:t>
+            </w:r>
+            <w:proofErr w:type="spellEnd"/>
+            <w:r>
+              <w:rPr>
+                <w:sz w:val="24"/>
+                <w:szCs w:val="24"/>
+                <w:lang w:val="en-US"/>
+              </w:rPr>
+              <w:t xml:space="preserve"> %}</w:t>
             </w:r>
           </w:p>
         </w:tc>
@@ -12385,6 +13074,7 @@
               </w:rPr>
               <w:t xml:space="preserve"> in </w:t>
             </w:r>
+            <w:proofErr w:type="spellStart"/>
             <w:r>
               <w:rPr>
                 <w:sz w:val="24"/>
@@ -12393,6 +13083,7 @@
               </w:rPr>
               <w:t>material_tech</w:t>
             </w:r>
+            <w:proofErr w:type="spellEnd"/>
             <w:r>
               <w:rPr>
                 <w:sz w:val="24"/>
@@ -12518,7 +13209,25 @@
                 <w:szCs w:val="24"/>
                 <w:lang w:val="en-US"/>
               </w:rPr>
-              <w:t>{%tr endfor %}</w:t>
+              <w:t xml:space="preserve">{%tr </w:t>
+            </w:r>
+            <w:proofErr w:type="spellStart"/>
+            <w:r>
+              <w:rPr>
+                <w:sz w:val="24"/>
+                <w:szCs w:val="24"/>
+                <w:lang w:val="en-US"/>
+              </w:rPr>
+              <w:t>endfor</w:t>
+            </w:r>
+            <w:proofErr w:type="spellEnd"/>
+            <w:r>
+              <w:rPr>
+                <w:sz w:val="24"/>
+                <w:szCs w:val="24"/>
+                <w:lang w:val="en-US"/>
+              </w:rPr>
+              <w:t xml:space="preserve"> %}</w:t>
             </w:r>
           </w:p>
         </w:tc>
@@ -12693,7 +13402,21 @@
       <w:rPr>
         <w:lang w:val="en-US"/>
       </w:rPr>
-      <w:t>{{publish_year}}</w:t>
+      <w:t>{{</w:t>
+    </w:r>
+    <w:proofErr w:type="spellStart"/>
+    <w:r>
+      <w:rPr>
+        <w:lang w:val="en-US"/>
+      </w:rPr>
+      <w:t>publish_year</w:t>
+    </w:r>
+    <w:proofErr w:type="spellEnd"/>
+    <w:r>
+      <w:rPr>
+        <w:lang w:val="en-US"/>
+      </w:rPr>
+      <w:t>}}</w:t>
     </w:r>
   </w:p>
 </w:ftr>

--- a/backend/app/templates/rpd_template.docx
+++ b/backend/app/templates/rpd_template.docx
@@ -2074,7 +2074,7 @@
           <w:tcPr>
             <w:tcW w:w="5000" w:type="pct"/>
             <w:gridSpan w:val="5"/>
-            <w:shd w:val="clear" w:color="auto" w:fill="FFFFFF" w:themeFill="background1"/>
+            <w:shd w:val="clear" w:color="auto" w:fill="auto"/>
           </w:tcPr>
           <w:p>
             <w:pPr>
@@ -2123,7 +2123,7 @@
         <w:tc>
           <w:tcPr>
             <w:tcW w:w="788" w:type="pct"/>
-            <w:shd w:val="clear" w:color="auto" w:fill="FFFFFF" w:themeFill="background1"/>
+            <w:shd w:val="clear" w:color="auto" w:fill="auto"/>
           </w:tcPr>
           <w:p>
             <w:pPr>
@@ -2176,7 +2176,7 @@
         <w:tc>
           <w:tcPr>
             <w:tcW w:w="713" w:type="pct"/>
-            <w:shd w:val="clear" w:color="auto" w:fill="FFFFFF" w:themeFill="background1"/>
+            <w:shd w:val="clear" w:color="auto" w:fill="auto"/>
           </w:tcPr>
           <w:p>
             <w:pPr>
@@ -2207,7 +2207,7 @@
         <w:tc>
           <w:tcPr>
             <w:tcW w:w="1356" w:type="pct"/>
-            <w:shd w:val="clear" w:color="auto" w:fill="FFFFFF" w:themeFill="background1"/>
+            <w:shd w:val="clear" w:color="auto" w:fill="auto"/>
           </w:tcPr>
           <w:p>
             <w:pPr>
@@ -2234,7 +2234,7 @@
         <w:tc>
           <w:tcPr>
             <w:tcW w:w="1356" w:type="pct"/>
-            <w:shd w:val="clear" w:color="auto" w:fill="FFFFFF" w:themeFill="background1"/>
+            <w:shd w:val="clear" w:color="auto" w:fill="auto"/>
           </w:tcPr>
           <w:p>
             <w:pPr>
@@ -2263,7 +2263,7 @@
         <w:tc>
           <w:tcPr>
             <w:tcW w:w="787" w:type="pct"/>
-            <w:shd w:val="clear" w:color="auto" w:fill="FFFFFF" w:themeFill="background1"/>
+            <w:shd w:val="clear" w:color="auto" w:fill="auto"/>
           </w:tcPr>
           <w:p>
             <w:pPr>
@@ -2314,7 +2314,7 @@
           <w:tcPr>
             <w:tcW w:w="5000" w:type="pct"/>
             <w:gridSpan w:val="5"/>
-            <w:shd w:val="clear" w:color="auto" w:fill="FFFFFF" w:themeFill="background1"/>
+            <w:shd w:val="clear" w:color="auto" w:fill="auto"/>
           </w:tcPr>
           <w:p>
             <w:pPr>

--- a/backend/app/templates/rpd_template.docx
+++ b/backend/app/templates/rpd_template.docx
@@ -12879,7 +12879,7 @@
     </w:p>
     <w:tbl>
       <w:tblPr>
-        <w:tblW w:w="10122" w:type="dxa"/>
+        <w:tblW w:w="5000" w:type="pct"/>
         <w:tblBorders>
           <w:top w:val="single" w:sz="4" w:space="0" w:color="auto"/>
           <w:left w:val="single" w:sz="4" w:space="0" w:color="auto"/>
@@ -12888,7 +12888,6 @@
           <w:insideH w:val="single" w:sz="4" w:space="0" w:color="auto"/>
           <w:insideV w:val="single" w:sz="4" w:space="0" w:color="auto"/>
         </w:tblBorders>
-        <w:tblLayout w:type="fixed"/>
         <w:tblCellMar>
           <w:left w:w="0" w:type="dxa"/>
           <w:right w:w="0" w:type="dxa"/>
@@ -12896,9 +12895,9 @@
         <w:tblLook w:val="04A0" w:firstRow="1" w:lastRow="0" w:firstColumn="1" w:lastColumn="0" w:noHBand="0" w:noVBand="1"/>
       </w:tblPr>
       <w:tblGrid>
-        <w:gridCol w:w="2177"/>
-        <w:gridCol w:w="5677"/>
-        <w:gridCol w:w="2268"/>
+        <w:gridCol w:w="1851"/>
+        <w:gridCol w:w="5856"/>
+        <w:gridCol w:w="2225"/>
       </w:tblGrid>
       <w:tr>
         <w:trPr>
@@ -12906,7 +12905,7 @@
         </w:trPr>
         <w:tc>
           <w:tcPr>
-            <w:tcW w:w="2177" w:type="dxa"/>
+            <w:tcW w:w="930" w:type="pct"/>
             <w:shd w:val="clear" w:color="auto" w:fill="auto"/>
             <w:vAlign w:val="center"/>
           </w:tcPr>
@@ -12937,7 +12936,7 @@
         </w:tc>
         <w:tc>
           <w:tcPr>
-            <w:tcW w:w="5677" w:type="dxa"/>
+            <w:tcW w:w="2949" w:type="pct"/>
             <w:shd w:val="clear" w:color="auto" w:fill="auto"/>
             <w:vAlign w:val="center"/>
           </w:tcPr>
@@ -12948,6 +12947,7 @@
               <w:suppressAutoHyphens/>
               <w:spacing w:line="240" w:lineRule="auto"/>
               <w:ind w:firstLine="0"/>
+              <w:jc w:val="center"/>
               <w:rPr>
                 <w:noProof/>
                 <w:sz w:val="24"/>
@@ -13004,7 +13004,7 @@
         </w:tc>
         <w:tc>
           <w:tcPr>
-            <w:tcW w:w="2268" w:type="dxa"/>
+            <w:tcW w:w="1121" w:type="pct"/>
           </w:tcPr>
           <w:p>
             <w:pPr>
@@ -13035,7 +13035,7 @@
       <w:tr>
         <w:tc>
           <w:tcPr>
-            <w:tcW w:w="10122" w:type="dxa"/>
+            <w:tcW w:w="5000" w:type="pct"/>
             <w:gridSpan w:val="3"/>
             <w:shd w:val="clear" w:color="auto" w:fill="auto"/>
           </w:tcPr>
@@ -13098,7 +13098,7 @@
       <w:tr>
         <w:tc>
           <w:tcPr>
-            <w:tcW w:w="2177" w:type="dxa"/>
+            <w:tcW w:w="930" w:type="pct"/>
             <w:shd w:val="clear" w:color="auto" w:fill="auto"/>
           </w:tcPr>
           <w:p>
@@ -13133,7 +13133,7 @@
         </w:tc>
         <w:tc>
           <w:tcPr>
-            <w:tcW w:w="5677" w:type="dxa"/>
+            <w:tcW w:w="2949" w:type="pct"/>
             <w:shd w:val="clear" w:color="auto" w:fill="auto"/>
           </w:tcPr>
           <w:p>
@@ -13159,7 +13159,7 @@
         </w:tc>
         <w:tc>
           <w:tcPr>
-            <w:tcW w:w="2268" w:type="dxa"/>
+            <w:tcW w:w="1121" w:type="pct"/>
             <w:shd w:val="clear" w:color="auto" w:fill="auto"/>
           </w:tcPr>
           <w:p>
@@ -13188,7 +13188,7 @@
       <w:tr>
         <w:tc>
           <w:tcPr>
-            <w:tcW w:w="10122" w:type="dxa"/>
+            <w:tcW w:w="5000" w:type="pct"/>
             <w:gridSpan w:val="3"/>
             <w:shd w:val="clear" w:color="auto" w:fill="auto"/>
           </w:tcPr>
@@ -13259,7 +13259,7 @@
     </w:p>
     <w:tbl>
       <w:tblPr>
-        <w:tblW w:w="0" w:type="auto"/>
+        <w:tblW w:w="5000" w:type="pct"/>
         <w:tblBorders>
           <w:top w:val="single" w:sz="4" w:space="0" w:color="auto"/>
           <w:left w:val="single" w:sz="4" w:space="0" w:color="auto"/>
@@ -13268,7 +13268,6 @@
           <w:insideH w:val="single" w:sz="4" w:space="0" w:color="auto"/>
           <w:insideV w:val="single" w:sz="4" w:space="0" w:color="auto"/>
         </w:tblBorders>
-        <w:tblLayout w:type="fixed"/>
         <w:tblCellMar>
           <w:left w:w="0" w:type="dxa"/>
           <w:right w:w="0" w:type="dxa"/>
@@ -13276,12 +13275,12 @@
         <w:tblLook w:val="04A0" w:firstRow="1" w:lastRow="0" w:firstColumn="1" w:lastColumn="0" w:noHBand="0" w:noVBand="1"/>
       </w:tblPr>
       <w:tblGrid>
-        <w:gridCol w:w="10138"/>
+        <w:gridCol w:w="9932"/>
       </w:tblGrid>
       <w:tr>
         <w:tc>
           <w:tcPr>
-            <w:tcW w:w="10138" w:type="dxa"/>
+            <w:tcW w:w="5000" w:type="pct"/>
             <w:shd w:val="clear" w:color="auto" w:fill="auto"/>
           </w:tcPr>
           <w:p>
@@ -13310,9 +13309,12 @@
     </w:tbl>
     <w:p>
       <w:pPr>
+        <w:spacing w:line="14" w:lineRule="auto"/>
         <w:ind w:firstLine="0"/>
         <w:rPr>
           <w:noProof/>
+          <w:sz w:val="2"/>
+          <w:szCs w:val="2"/>
           <w:lang w:val="en-US"/>
         </w:rPr>
       </w:pPr>
